--- a/media/R2499/output_dir/测试级别和测试类型.docx
+++ b/media/R2499/output_dir/测试级别和测试类型.docx
@@ -1,246 +1,44 @@
 
 <file path=word/document.xml><?xml version="1.0" encoding="utf-8"?>
-<w:document xmlns:wpc="http://schemas.microsoft.com/office/word/2010/wordprocessingCanvas" xmlns:cx="http://schemas.microsoft.com/office/drawing/2014/chartex" xmlns:cx1="http://schemas.microsoft.com/office/drawing/2015/9/8/chartex" xmlns:cx2="http://schemas.microsoft.com/office/drawing/2015/10/21/chartex" xmlns:cx3="http://schemas.microsoft.com/office/drawing/2016/5/9/chartex" xmlns:cx4="http://schemas.microsoft.com/office/drawing/2016/5/10/chartex" xmlns:cx5="http://schemas.microsoft.com/office/drawing/2016/5/11/chartex" xmlns:cx6="http://schemas.microsoft.com/office/drawing/2016/5/12/chartex" xmlns:cx7="http://schemas.microsoft.com/office/drawing/2016/5/13/chartex" xmlns:cx8="http://schemas.microsoft.com/office/drawing/2016/5/14/chartex" xmlns:mc="http://schemas.openxmlformats.org/markup-compatibility/2006" xmlns:aink="http://schemas.microsoft.com/office/drawing/2016/ink" xmlns:am3d="http://schemas.microsoft.com/office/drawing/2017/model3d" xmlns:o="urn:schemas-microsoft-com:office:office" xmlns:oel="http://schemas.microsoft.com/office/2019/extlst" xmlns:r="http://schemas.openxmlformats.org/officeDocument/2006/relationships" xmlns:m="http://schemas.openxmlformats.org/officeDocument/2006/math" xmlns:v="urn:schemas-microsoft-com:vml" xmlns:wp14="http://schemas.microsoft.com/office/word/2010/wordprocessingDrawing" xmlns:wp="http://schemas.openxmlformats.org/drawingml/2006/wordprocessingDrawing" xmlns:w10="urn:schemas-microsoft-com:office:word" xmlns:w="http://schemas.openxmlformats.org/wordprocessingml/2006/main" xmlns:w14="http://schemas.microsoft.com/office/word/2010/wordml" xmlns:w15="http://schemas.microsoft.com/office/word/2012/wordml" xmlns:w16cex="http://schemas.microsoft.com/office/word/2018/wordml/cex" xmlns:w16cid="http://schemas.microsoft.com/office/word/2016/wordml/cid" xmlns:w16="http://schemas.microsoft.com/office/word/2018/wordml" xmlns:w16du="http://schemas.microsoft.com/office/word/2023/wordml/word16du" xmlns:w16sdtdh="http://schemas.microsoft.com/office/word/2020/wordml/sdtdatahash" xmlns:w16se="http://schemas.microsoft.com/office/word/2015/wordml/symex" xmlns:wpg="http://schemas.microsoft.com/office/word/2010/wordprocessingGroup" xmlns:wpi="http://schemas.microsoft.com/office/word/2010/wordprocessingInk" xmlns:wne="http://schemas.microsoft.com/office/word/2006/wordml" xmlns:wps="http://schemas.microsoft.com/office/word/2010/wordprocessingShape" mc:Ignorable="w14 w15 w16se w16cid w16 w16cex w16sdtdh w16du wp14">
+<w:document xmlns:wpc="http://schemas.microsoft.com/office/word/2010/wordprocessingCanvas" xmlns:cx="http://schemas.microsoft.com/office/drawing/2014/chartex" xmlns:cx1="http://schemas.microsoft.com/office/drawing/2015/9/8/chartex" xmlns:cx2="http://schemas.microsoft.com/office/drawing/2015/10/21/chartex" xmlns:cx3="http://schemas.microsoft.com/office/drawing/2016/5/9/chartex" xmlns:cx4="http://schemas.microsoft.com/office/drawing/2016/5/10/chartex" xmlns:cx5="http://schemas.microsoft.com/office/drawing/2016/5/11/chartex" xmlns:cx6="http://schemas.microsoft.com/office/drawing/2016/5/12/chartex" xmlns:cx7="http://schemas.microsoft.com/office/drawing/2016/5/13/chartex" xmlns:cx8="http://schemas.microsoft.com/office/drawing/2016/5/14/chartex" xmlns:mc="http://schemas.openxmlformats.org/markup-compatibility/2006" xmlns:aink="http://schemas.microsoft.com/office/drawing/2016/ink" xmlns:am3d="http://schemas.microsoft.com/office/drawing/2017/model3d" xmlns:o="urn:schemas-microsoft-com:office:office" xmlns:oel="http://schemas.microsoft.com/office/2019/extlst" xmlns:r="http://schemas.openxmlformats.org/officeDocument/2006/relationships" xmlns:m="http://schemas.openxmlformats.org/officeDocument/2006/math" xmlns:v="urn:schemas-microsoft-com:vml" xmlns:wp14="http://schemas.microsoft.com/office/word/2010/wordprocessingDrawing" xmlns:wp="http://schemas.openxmlformats.org/drawingml/2006/wordprocessingDrawing" xmlns:w10="urn:schemas-microsoft-com:office:word" xmlns:w="http://schemas.openxmlformats.org/wordprocessingml/2006/main" xmlns:w14="http://schemas.microsoft.com/office/word/2010/wordml" xmlns:w15="http://schemas.microsoft.com/office/word/2012/wordml" xmlns:w16cex="http://schemas.microsoft.com/office/word/2018/wordml/cex" xmlns:w16cid="http://schemas.microsoft.com/office/word/2016/wordml/cid" xmlns:w16="http://schemas.microsoft.com/office/word/2018/wordml" xmlns:w16du="http://schemas.microsoft.com/office/word/2023/wordml/word16du" xmlns:w16sdtdh="http://schemas.microsoft.com/office/word/2020/wordml/sdtdatahash" xmlns:w16sdtfl="http://schemas.microsoft.com/office/word/2024/wordml/sdtformatlock" xmlns:w16se="http://schemas.microsoft.com/office/word/2015/wordml/symex" xmlns:wpg="http://schemas.microsoft.com/office/word/2010/wordprocessingGroup" xmlns:wpi="http://schemas.microsoft.com/office/word/2010/wordprocessingInk" xmlns:wne="http://schemas.microsoft.com/office/word/2006/wordml" xmlns:wps="http://schemas.microsoft.com/office/word/2010/wordprocessingShape" mc:Ignorable="w14 w15 w16se w16cid w16 w16cex w16sdtdh w16sdtfl w16du wp14">
   <w:body>
     <w:p>
       <w:pPr>
-        <w:tabs>
-          <w:tab w:val="left" w:pos="3562"/>
-        </w:tabs>
         <w:spacing w:line="360" w:lineRule="auto"/>
         <w:ind w:firstLineChars="200" w:firstLine="480"/>
         <w:rPr>
-          <w:snapToGrid w:val="0"/>
           <w:sz w:val="24"/>
           <w:szCs w:val="24"/>
         </w:rPr>
       </w:pPr>
       <w:r>
         <w:rPr>
-          <w:snapToGrid w:val="0"/>
+          <w:rFonts w:hint="eastAsia"/>
           <w:sz w:val="24"/>
           <w:szCs w:val="24"/>
         </w:rPr>
-        <w:t>根据《军用软件测试指南》、软件需求规格说明及其他等效文档，本次</w:t>
+        <w:t xml:space="preserve">根据《军用软件鉴定测试指南》、软件需求规格说明及其他等效文档，本次测评的测试级别为配置项测试。所选取的测试类型有文档审查、静态分析、功能测试、性能测试、接口测试、边界测试、XX等，具体详见下表。</w:t>
       </w:r>
+    </w:p>
+    <w:p>
+      <w:pPr>
+        <w:spacing w:line="360" w:lineRule="auto"/>
+        <w:jc w:val="center"/>
+        <w:rPr>
+          <w:szCs w:val="21"/>
+        </w:rPr>
+      </w:pPr>
       <w:r>
         <w:rPr>
           <w:rFonts w:hint="eastAsia"/>
-          <w:snapToGrid w:val="0"/>
-          <w:sz w:val="24"/>
-          <w:szCs w:val="24"/>
+          <w:szCs w:val="21"/>
         </w:rPr>
-        <w:t>测评</w:t>
-      </w:r>
-      <w:r>
-        <w:rPr>
-          <w:snapToGrid w:val="0"/>
-          <w:sz w:val="24"/>
-          <w:szCs w:val="24"/>
-        </w:rPr>
-        <w:t xml:space="preserve">的测试级别为配置项测试。所选取的测试类型有</w:t>
-      </w:r>
-      <w:r>
-        <w:rPr>
-          <w:rFonts w:hint="eastAsia"/>
-          <w:snapToGrid w:val="0"/>
-          <w:sz w:val="24"/>
-          <w:szCs w:val="24"/>
-        </w:rPr>
-        <w:t xml:space="preserve">静态分析、代码审查、文档审查、功能测试</w:t>
-      </w:r>
-      <w:r>
-        <w:rPr>
-          <w:snapToGrid w:val="0"/>
-          <w:sz w:val="24"/>
-          <w:szCs w:val="24"/>
-        </w:rPr>
-        <w:t>等，具体详见表</w:t>
-      </w:r>
-      <w:r>
-        <w:rPr>
-          <w:snapToGrid w:val="0"/>
-          <w:sz w:val="24"/>
-          <w:szCs w:val="24"/>
-        </w:rPr>
-        <w:t>6-1</w:t>
-      </w:r>
-      <w:r>
-        <w:rPr>
-          <w:snapToGrid w:val="0"/>
-          <w:sz w:val="24"/>
-          <w:szCs w:val="24"/>
-        </w:rPr>
-        <w:t>，未选测试类型原因见表</w:t>
-      </w:r>
-      <w:r>
-        <w:rPr>
-          <w:rFonts w:hint="eastAsia"/>
-          <w:snapToGrid w:val="0"/>
-          <w:sz w:val="24"/>
-          <w:szCs w:val="24"/>
-        </w:rPr>
-        <w:t>6</w:t>
-      </w:r>
-      <w:r>
-        <w:rPr>
-          <w:snapToGrid w:val="0"/>
-          <w:sz w:val="24"/>
-          <w:szCs w:val="24"/>
-        </w:rPr>
-        <w:t>-2</w:t>
-      </w:r>
-      <w:r>
-        <w:rPr>
-          <w:snapToGrid w:val="0"/>
-          <w:sz w:val="24"/>
-          <w:szCs w:val="24"/>
-        </w:rPr>
-        <w:t>。</w:t>
-      </w:r>
-    </w:p>
-    <w:p>
-      <w:pPr>
-        <w:pStyle w:val="affffffff3"/>
-        <w:tabs>
-          <w:tab w:val="clear" w:pos="3520"/>
-          <w:tab w:val="left" w:pos="454"/>
-          <w:tab w:val="left" w:pos="3260"/>
-        </w:tabs>
-        <w:spacing w:before="0" w:beforeAutospacing="0" w:after="0" w:afterAutospacing="0" w:line="360" w:lineRule="auto"/>
-        <w:ind w:left="0"/>
-        <w:rPr>
-          <w:rFonts w:ascii="Times New Roman" w:eastAsia="黑体" w:hAnsi="Times New Roman"/>
-          <w:b w:val="0"/>
-        </w:rPr>
-      </w:pPr>
-      <w:r>
-        <w:rPr>
-          <w:rFonts w:ascii="Times New Roman" w:eastAsia="黑体" w:hAnsi="Times New Roman"/>
-          <w:b w:val="0"/>
-        </w:rPr>
-        <w:t>表</w:t>
-      </w:r>
-      <w:r>
-        <w:rPr>
-          <w:rFonts w:ascii="Times New Roman" w:eastAsia="黑体" w:hAnsi="Times New Roman"/>
-          <w:b w:val="0"/>
-        </w:rPr>
-        <w:fldChar w:fldCharType="begin"/>
-      </w:r>
-      <w:r>
-        <w:rPr>
-          <w:rFonts w:ascii="Times New Roman" w:eastAsia="黑体" w:hAnsi="Times New Roman"/>
-          <w:b w:val="0"/>
-        </w:rPr>
-        <w:instrText xml:space="preserve"> STYLEREF 1 \s </w:instrText>
-      </w:r>
-      <w:r>
-        <w:rPr>
-          <w:rFonts w:ascii="Times New Roman" w:eastAsia="黑体" w:hAnsi="Times New Roman"/>
-          <w:b w:val="0"/>
-        </w:rPr>
-        <w:fldChar w:fldCharType="separate"/>
-      </w:r>
-      <w:r>
-        <w:rPr>
-          <w:rFonts w:ascii="Times New Roman" w:eastAsia="黑体" w:hAnsi="Times New Roman"/>
-          <w:b w:val="0"/>
-          <w:noProof/>
-        </w:rPr>
-        <w:t>6</w:t>
-      </w:r>
-      <w:r>
-        <w:rPr>
-          <w:rFonts w:ascii="Times New Roman" w:eastAsia="黑体" w:hAnsi="Times New Roman"/>
-          <w:b w:val="0"/>
-        </w:rPr>
-        <w:fldChar w:fldCharType="end"/>
-      </w:r>
-      <w:r>
-        <w:rPr>
-          <w:rFonts w:ascii="Times New Roman" w:eastAsia="黑体" w:hAnsi="Times New Roman"/>
-          <w:b w:val="0"/>
-        </w:rPr>
-        <w:noBreakHyphen/>
-      </w:r>
-      <w:r>
-        <w:rPr>
-          <w:rFonts w:ascii="Times New Roman" w:eastAsia="黑体" w:hAnsi="Times New Roman"/>
-          <w:b w:val="0"/>
-        </w:rPr>
-        <w:fldChar w:fldCharType="begin"/>
-      </w:r>
-      <w:r>
-        <w:rPr>
-          <w:rFonts w:ascii="Times New Roman" w:eastAsia="黑体" w:hAnsi="Times New Roman"/>
-          <w:b w:val="0"/>
-        </w:rPr>
-        <w:instrText xml:space="preserve"> SEQ </w:instrText>
-      </w:r>
-      <w:r>
-        <w:rPr>
-          <w:rFonts w:ascii="Times New Roman" w:eastAsia="黑体" w:hAnsi="Times New Roman"/>
-          <w:b w:val="0"/>
-        </w:rPr>
-        <w:instrText>表</w:instrText>
-      </w:r>
-      <w:r>
-        <w:rPr>
-          <w:rFonts w:ascii="Times New Roman" w:eastAsia="黑体" w:hAnsi="Times New Roman"/>
-          <w:b w:val="0"/>
-        </w:rPr>
-        <w:instrText xml:space="preserve"> \* ARABIC \s 1 </w:instrText>
-      </w:r>
-      <w:r>
-        <w:rPr>
-          <w:rFonts w:ascii="Times New Roman" w:eastAsia="黑体" w:hAnsi="Times New Roman"/>
-          <w:b w:val="0"/>
-        </w:rPr>
-        <w:fldChar w:fldCharType="separate"/>
-      </w:r>
-      <w:r>
-        <w:rPr>
-          <w:rFonts w:ascii="Times New Roman" w:eastAsia="黑体" w:hAnsi="Times New Roman"/>
-          <w:b w:val="0"/>
-          <w:noProof/>
-        </w:rPr>
-        <w:t>1</w:t>
-      </w:r>
-      <w:r>
-        <w:rPr>
-          <w:rFonts w:ascii="Times New Roman" w:eastAsia="黑体" w:hAnsi="Times New Roman"/>
-          <w:b w:val="0"/>
-        </w:rPr>
-        <w:fldChar w:fldCharType="end"/>
-      </w:r>
-      <w:r>
-        <w:rPr>
-          <w:rFonts w:ascii="Times New Roman" w:eastAsia="黑体" w:hAnsi="Times New Roman"/>
-          <w:b w:val="0"/>
-        </w:rPr>
-        <w:t xml:space="preserve"> </w:t>
-      </w:r>
-      <w:r>
-        <w:rPr>
-          <w:rFonts w:ascii="Times New Roman" w:eastAsia="黑体" w:hAnsi="Times New Roman"/>
-          <w:b w:val="0"/>
-        </w:rPr>
-        <w:t>测试级别和测试类型一览表</w:t>
-      </w:r>
-    </w:p>
-    <w:p>
-      <w:r>
-        <w:rPr>
-          <w:rFonts w:hint="eastAsia"/>
-        </w:rPr>
-        <w:t xml:space="preserve"/>
+        <w:t xml:space="preserve">表6-1测试级别和测试类型一览表</w:t>
       </w:r>
     </w:p>
     <w:tbl>
       <w:tblPr>
-        <w:tblW w:w="8926" w:type="dxa"/>
-        <w:jc w:val="center"/>
+        <w:tblW w:w="5000" w:type="pct"/>
         <w:tblBorders>
           <w:top w:val="single" w:sz="12" w:space="0" w:color="auto"/>
           <w:left w:val="single" w:sz="12" w:space="0" w:color="auto"/>
@@ -249,562 +47,766 @@
           <w:insideH w:val="single" w:sz="6" w:space="0" w:color="auto"/>
           <w:insideV w:val="single" w:sz="6" w:space="0" w:color="auto"/>
         </w:tblBorders>
-        <w:tblLayout w:type="fixed"/>
-        <w:tblLook w:val="0000" w:firstRow="0" w:lastRow="0" w:firstColumn="0" w:lastColumn="0" w:noHBand="0" w:noVBand="0"/>
+        <w:tblLook w:val="01E0" w:firstRow="1" w:lastRow="1" w:firstColumn="1" w:lastColumn="1" w:noHBand="0" w:noVBand="0"/>
       </w:tblPr>
       <w:tblGrid>
-        <w:gridCol w:w="1879"/>
-        <w:gridCol w:w="461"/>
-        <w:gridCol w:w="461"/>
-        <w:gridCol w:w="420"/>
-        <w:gridCol w:w="459"/>
-        <w:gridCol w:w="459"/>
-        <w:gridCol w:w="458"/>
-        <w:gridCol w:w="459"/>
-        <w:gridCol w:w="463"/>
-        <w:gridCol w:w="445"/>
-        <w:gridCol w:w="459"/>
-        <w:gridCol w:w="499"/>
-        <w:gridCol w:w="518"/>
-        <w:gridCol w:w="504"/>
-        <w:gridCol w:w="491"/>
-        <w:gridCol w:w="491"/>
+        <w:gridCol w:w="731"/>
+        <w:gridCol w:w="344"/>
+        <w:gridCol w:w="618"/>
+        <w:gridCol w:w="565"/>
+        <w:gridCol w:w="565"/>
+        <w:gridCol w:w="565"/>
+        <w:gridCol w:w="565"/>
+        <w:gridCol w:w="565"/>
+        <w:gridCol w:w="565"/>
+        <w:gridCol w:w="565"/>
+        <w:gridCol w:w="565"/>
+        <w:gridCol w:w="565"/>
+        <w:gridCol w:w="565"/>
+        <w:gridCol w:w="565"/>
+        <w:gridCol w:w="565"/>
+        <w:gridCol w:w="565"/>
       </w:tblGrid>
       <w:tr>
         <w:trPr>
-          <w:cantSplit/>
-          <w:trHeight w:val="1666"/>
-          <w:jc w:val="center"/>
+          <w:trHeight w:val="454"/>
         </w:trPr>
         <w:tc>
           <w:tcPr>
-            <w:tcW w:w="1879" w:type="dxa"/>
+            <w:tcW w:w="1017" w:type="pct"/>
+            <w:shd w:val="clear" w:color="auto" w:fill="auto"/>
             <w:vAlign w:val="center"/>
           </w:tcPr>
           <w:p>
             <w:pPr>
-              <w:spacing w:before="100" w:beforeAutospacing="1" w:after="100" w:afterAutospacing="1"/>
-              <w:jc w:val="center"/>
               <w:rPr>
-                <w:rFonts w:ascii="黑体" w:eastAsia="黑体" w:hAnsi="黑体"/>
-                <w:bCs/>
-                <w:snapToGrid w:val="0"/>
-                <w:spacing w:val="2"/>
                 <w:szCs w:val="21"/>
               </w:rPr>
             </w:pPr>
             <w:r>
               <w:rPr>
-                <w:rFonts w:ascii="黑体" w:eastAsia="黑体" w:hAnsi="黑体"/>
-                <w:bCs/>
-                <w:snapToGrid w:val="0"/>
-                <w:spacing w:val="2"/>
+                <w:rFonts w:hint="eastAsia"/>
                 <w:szCs w:val="21"/>
               </w:rPr>
-              <w:lastRenderedPageBreak/>
-              <w:t>软件名称</w:t>
+              <w:t xml:space="preserve">按照软件重要程度及软件类型必须保留的测试类型</w:t>
             </w:r>
           </w:p>
         </w:tc>
         <w:tc>
           <w:tcPr>
-            <w:tcW w:w="461" w:type="dxa"/>
+            <w:tcW w:w="1017" w:type="pct"/>
+            <w:shd w:val="clear" w:color="auto" w:fill="auto"/>
             <w:vAlign w:val="center"/>
           </w:tcPr>
           <w:p>
             <w:pPr>
-              <w:spacing w:before="100" w:beforeAutospacing="1" w:after="100" w:afterAutospacing="1"/>
-              <w:jc w:val="center"/>
               <w:rPr>
-                <w:rFonts w:ascii="黑体" w:eastAsia="黑体" w:hAnsi="黑体"/>
-                <w:bCs/>
-                <w:snapToGrid w:val="0"/>
-                <w:spacing w:val="2"/>
                 <w:szCs w:val="21"/>
               </w:rPr>
             </w:pPr>
             <w:r>
               <w:rPr>
-                <w:rFonts w:ascii="黑体" w:eastAsia="黑体" w:hAnsi="黑体"/>
-                <w:bCs/>
-                <w:snapToGrid w:val="0"/>
-                <w:spacing w:val="2"/>
+                <w:rFonts w:hint="eastAsia"/>
                 <w:szCs w:val="21"/>
               </w:rPr>
-              <w:t>文档审查</w:t>
+              <w:t xml:space="preserve">均需要</w:t>
             </w:r>
           </w:p>
         </w:tc>
         <w:tc>
           <w:tcPr>
-            <w:tcW w:w="461" w:type="dxa"/>
+            <w:tcW w:w="1017" w:type="pct"/>
+            <w:shd w:val="clear" w:color="auto" w:fill="auto"/>
             <w:vAlign w:val="center"/>
           </w:tcPr>
           <w:p>
             <w:pPr>
-              <w:spacing w:before="100" w:beforeAutospacing="1" w:after="100" w:afterAutospacing="1"/>
-              <w:jc w:val="center"/>
               <w:rPr>
-                <w:rFonts w:ascii="黑体" w:eastAsia="黑体" w:hAnsi="黑体"/>
-                <w:bCs/>
-                <w:snapToGrid w:val="0"/>
-                <w:spacing w:val="2"/>
                 <w:szCs w:val="21"/>
               </w:rPr>
             </w:pPr>
             <w:r>
               <w:rPr>
-                <w:rFonts w:ascii="黑体" w:eastAsia="黑体" w:hAnsi="黑体"/>
-                <w:bCs/>
-                <w:snapToGrid w:val="0"/>
-                <w:spacing w:val="2"/>
+                <w:rFonts w:hint="eastAsia"/>
                 <w:szCs w:val="21"/>
               </w:rPr>
-              <w:t>静态分析</w:t>
+              <w:t xml:space="preserve">均需要</w:t>
             </w:r>
           </w:p>
         </w:tc>
         <w:tc>
           <w:tcPr>
-            <w:tcW w:w="420" w:type="dxa"/>
+            <w:tcW w:w="1017" w:type="pct"/>
+            <w:shd w:val="clear" w:color="auto" w:fill="auto"/>
             <w:vAlign w:val="center"/>
           </w:tcPr>
           <w:p>
             <w:pPr>
-              <w:spacing w:before="100" w:beforeAutospacing="1" w:after="100" w:afterAutospacing="1"/>
-              <w:jc w:val="center"/>
               <w:rPr>
-                <w:rFonts w:ascii="黑体" w:eastAsia="黑体" w:hAnsi="黑体"/>
-                <w:bCs/>
-                <w:snapToGrid w:val="0"/>
-                <w:spacing w:val="2"/>
                 <w:szCs w:val="21"/>
               </w:rPr>
             </w:pPr>
             <w:r>
               <w:rPr>
-                <w:rFonts w:ascii="黑体" w:eastAsia="黑体" w:hAnsi="黑体"/>
-                <w:bCs/>
-                <w:snapToGrid w:val="0"/>
-                <w:spacing w:val="2"/>
+                <w:rFonts w:hint="eastAsia"/>
                 <w:szCs w:val="21"/>
               </w:rPr>
-              <w:t>代码审查</w:t>
+              <w:t xml:space="preserve">重要及以上需要</w:t>
             </w:r>
           </w:p>
         </w:tc>
         <w:tc>
           <w:tcPr>
-            <w:tcW w:w="459" w:type="dxa"/>
+            <w:tcW w:w="1017" w:type="pct"/>
+            <w:shd w:val="clear" w:color="auto" w:fill="auto"/>
             <w:vAlign w:val="center"/>
           </w:tcPr>
           <w:p>
             <w:pPr>
-              <w:spacing w:before="100" w:beforeAutospacing="1" w:after="100" w:afterAutospacing="1"/>
-              <w:jc w:val="center"/>
               <w:rPr>
-                <w:rFonts w:ascii="黑体" w:eastAsia="黑体" w:hAnsi="黑体"/>
-                <w:bCs/>
-                <w:snapToGrid w:val="0"/>
-                <w:spacing w:val="2"/>
                 <w:szCs w:val="21"/>
               </w:rPr>
             </w:pPr>
             <w:r>
               <w:rPr>
-                <w:rFonts w:ascii="黑体" w:eastAsia="黑体" w:hAnsi="黑体"/>
-                <w:bCs/>
-                <w:snapToGrid w:val="0"/>
-                <w:spacing w:val="2"/>
+                <w:rFonts w:hint="eastAsia"/>
                 <w:szCs w:val="21"/>
               </w:rPr>
-              <w:t>逻辑测试</w:t>
+              <w:t xml:space="preserve">921、海军项目需要</w:t>
             </w:r>
           </w:p>
         </w:tc>
         <w:tc>
           <w:tcPr>
-            <w:tcW w:w="459" w:type="dxa"/>
+            <w:tcW w:w="1017" w:type="pct"/>
+            <w:shd w:val="clear" w:color="auto" w:fill="auto"/>
             <w:vAlign w:val="center"/>
           </w:tcPr>
           <w:p>
             <w:pPr>
-              <w:spacing w:before="100" w:beforeAutospacing="1" w:after="100" w:afterAutospacing="1"/>
-              <w:jc w:val="center"/>
               <w:rPr>
-                <w:rFonts w:ascii="黑体" w:eastAsia="黑体" w:hAnsi="黑体"/>
-                <w:bCs/>
-                <w:snapToGrid w:val="0"/>
-                <w:spacing w:val="2"/>
                 <w:szCs w:val="21"/>
               </w:rPr>
             </w:pPr>
             <w:r>
               <w:rPr>
-                <w:rFonts w:ascii="黑体" w:eastAsia="黑体" w:hAnsi="黑体"/>
-                <w:bCs/>
-                <w:snapToGrid w:val="0"/>
-                <w:spacing w:val="2"/>
+                <w:rFonts w:hint="eastAsia"/>
                 <w:szCs w:val="21"/>
               </w:rPr>
-              <w:t>功能测试</w:t>
+              <w:t xml:space="preserve">均需要</w:t>
             </w:r>
           </w:p>
         </w:tc>
         <w:tc>
           <w:tcPr>
-            <w:tcW w:w="458" w:type="dxa"/>
+            <w:tcW w:w="1017" w:type="pct"/>
+            <w:shd w:val="clear" w:color="auto" w:fill="auto"/>
             <w:vAlign w:val="center"/>
           </w:tcPr>
           <w:p>
             <w:pPr>
-              <w:spacing w:before="100" w:beforeAutospacing="1" w:after="100" w:afterAutospacing="1"/>
-              <w:jc w:val="center"/>
               <w:rPr>
-                <w:rFonts w:ascii="黑体" w:eastAsia="黑体" w:hAnsi="黑体"/>
-                <w:bCs/>
-                <w:snapToGrid w:val="0"/>
-                <w:spacing w:val="2"/>
                 <w:szCs w:val="21"/>
               </w:rPr>
             </w:pPr>
             <w:r>
               <w:rPr>
-                <w:rFonts w:ascii="黑体" w:eastAsia="黑体" w:hAnsi="黑体"/>
-                <w:bCs/>
-                <w:snapToGrid w:val="0"/>
-                <w:spacing w:val="2"/>
+                <w:rFonts w:hint="eastAsia"/>
                 <w:szCs w:val="21"/>
               </w:rPr>
-              <w:t>性能测试</w:t>
+              <w:t xml:space="preserve">均需要</w:t>
             </w:r>
           </w:p>
         </w:tc>
         <w:tc>
           <w:tcPr>
-            <w:tcW w:w="459" w:type="dxa"/>
+            <w:tcW w:w="1017" w:type="pct"/>
+            <w:shd w:val="clear" w:color="auto" w:fill="auto"/>
             <w:vAlign w:val="center"/>
           </w:tcPr>
           <w:p>
             <w:pPr>
-              <w:spacing w:before="100" w:beforeAutospacing="1" w:after="100" w:afterAutospacing="1"/>
-              <w:jc w:val="center"/>
               <w:rPr>
-                <w:rFonts w:ascii="黑体" w:eastAsia="黑体" w:hAnsi="黑体"/>
-                <w:bCs/>
-                <w:snapToGrid w:val="0"/>
-                <w:spacing w:val="2"/>
                 <w:szCs w:val="21"/>
               </w:rPr>
             </w:pPr>
             <w:r>
               <w:rPr>
-                <w:rFonts w:ascii="黑体" w:eastAsia="黑体" w:hAnsi="黑体"/>
-                <w:bCs/>
-                <w:snapToGrid w:val="0"/>
-                <w:spacing w:val="2"/>
+                <w:rFonts w:hint="eastAsia"/>
                 <w:szCs w:val="21"/>
               </w:rPr>
-              <w:t>边界测试</w:t>
+              <w:t xml:space="preserve">均需要</w:t>
             </w:r>
           </w:p>
         </w:tc>
         <w:tc>
           <w:tcPr>
-            <w:tcW w:w="463" w:type="dxa"/>
+            <w:tcW w:w="1017" w:type="pct"/>
+            <w:shd w:val="clear" w:color="auto" w:fill="auto"/>
             <w:vAlign w:val="center"/>
           </w:tcPr>
           <w:p>
             <w:pPr>
-              <w:spacing w:before="100" w:beforeAutospacing="1" w:after="100" w:afterAutospacing="1"/>
-              <w:jc w:val="center"/>
               <w:rPr>
-                <w:rFonts w:ascii="黑体" w:eastAsia="黑体" w:hAnsi="黑体"/>
-                <w:bCs/>
-                <w:snapToGrid w:val="0"/>
-                <w:spacing w:val="2"/>
                 <w:szCs w:val="21"/>
               </w:rPr>
             </w:pPr>
             <w:r>
               <w:rPr>
-                <w:rFonts w:ascii="黑体" w:eastAsia="黑体" w:hAnsi="黑体"/>
-                <w:bCs/>
-                <w:snapToGrid w:val="0"/>
-                <w:spacing w:val="2"/>
+                <w:rFonts w:hint="eastAsia"/>
                 <w:szCs w:val="21"/>
               </w:rPr>
-              <w:t>恢复性测试</w:t>
+              <w:t xml:space="preserve">关键软件需要</w:t>
             </w:r>
           </w:p>
         </w:tc>
         <w:tc>
           <w:tcPr>
-            <w:tcW w:w="445" w:type="dxa"/>
+            <w:tcW w:w="1017" w:type="pct"/>
+            <w:shd w:val="clear" w:color="auto" w:fill="auto"/>
             <w:vAlign w:val="center"/>
           </w:tcPr>
           <w:p>
             <w:pPr>
-              <w:spacing w:before="100" w:beforeAutospacing="1" w:after="100" w:afterAutospacing="1"/>
-              <w:jc w:val="center"/>
               <w:rPr>
-                <w:rFonts w:ascii="黑体" w:eastAsia="黑体" w:hAnsi="黑体"/>
-                <w:bCs/>
-                <w:snapToGrid w:val="0"/>
-                <w:spacing w:val="2"/>
                 <w:szCs w:val="21"/>
               </w:rPr>
             </w:pPr>
             <w:r>
               <w:rPr>
-                <w:rFonts w:ascii="黑体" w:eastAsia="黑体" w:hAnsi="黑体"/>
-                <w:bCs/>
-                <w:snapToGrid w:val="0"/>
-                <w:spacing w:val="2"/>
+                <w:rFonts w:hint="eastAsia"/>
                 <w:szCs w:val="21"/>
               </w:rPr>
-              <w:t>安装性测试</w:t>
+              <w:t xml:space="preserve">非嵌入式软件需要</w:t>
             </w:r>
           </w:p>
         </w:tc>
         <w:tc>
           <w:tcPr>
-            <w:tcW w:w="459" w:type="dxa"/>
+            <w:tcW w:w="1017" w:type="pct"/>
+            <w:shd w:val="clear" w:color="auto" w:fill="auto"/>
             <w:vAlign w:val="center"/>
           </w:tcPr>
           <w:p>
             <w:pPr>
-              <w:spacing w:before="100" w:beforeAutospacing="1" w:after="100" w:afterAutospacing="1"/>
-              <w:jc w:val="center"/>
               <w:rPr>
-                <w:rFonts w:ascii="黑体" w:eastAsia="黑体" w:hAnsi="黑体"/>
-                <w:bCs/>
-                <w:snapToGrid w:val="0"/>
-                <w:spacing w:val="2"/>
                 <w:szCs w:val="21"/>
               </w:rPr>
             </w:pPr>
             <w:r>
               <w:rPr>
-                <w:rFonts w:ascii="黑体" w:eastAsia="黑体" w:hAnsi="黑体"/>
-                <w:bCs/>
-                <w:snapToGrid w:val="0"/>
-                <w:spacing w:val="2"/>
+                <w:rFonts w:hint="eastAsia"/>
                 <w:szCs w:val="21"/>
               </w:rPr>
-              <w:t>数据处理测试</w:t>
+              <w:t xml:space="preserve">含数据处理功能需要</w:t>
             </w:r>
           </w:p>
         </w:tc>
         <w:tc>
           <w:tcPr>
-            <w:tcW w:w="499" w:type="dxa"/>
+            <w:tcW w:w="1017" w:type="pct"/>
+            <w:shd w:val="clear" w:color="auto" w:fill="auto"/>
             <w:vAlign w:val="center"/>
           </w:tcPr>
           <w:p>
             <w:pPr>
-              <w:spacing w:before="100" w:beforeAutospacing="1" w:after="100" w:afterAutospacing="1"/>
-              <w:jc w:val="center"/>
               <w:rPr>
-                <w:rFonts w:ascii="黑体" w:eastAsia="黑体" w:hAnsi="黑体"/>
-                <w:bCs/>
-                <w:snapToGrid w:val="0"/>
-                <w:spacing w:val="2"/>
                 <w:szCs w:val="21"/>
               </w:rPr>
             </w:pPr>
             <w:r>
               <w:rPr>
-                <w:rFonts w:ascii="黑体" w:eastAsia="黑体" w:hAnsi="黑体"/>
-                <w:bCs/>
-                <w:snapToGrid w:val="0"/>
-                <w:spacing w:val="2"/>
+                <w:rFonts w:hint="eastAsia"/>
                 <w:szCs w:val="21"/>
               </w:rPr>
-              <w:t>余量测试</w:t>
+              <w:t xml:space="preserve">重要及以上需要</w:t>
             </w:r>
           </w:p>
         </w:tc>
         <w:tc>
           <w:tcPr>
-            <w:tcW w:w="518" w:type="dxa"/>
+            <w:tcW w:w="1017" w:type="pct"/>
+            <w:shd w:val="clear" w:color="auto" w:fill="auto"/>
             <w:vAlign w:val="center"/>
           </w:tcPr>
           <w:p>
             <w:pPr>
-              <w:spacing w:before="100" w:beforeAutospacing="1" w:after="100" w:afterAutospacing="1"/>
-              <w:jc w:val="center"/>
               <w:rPr>
-                <w:rFonts w:ascii="黑体" w:eastAsia="黑体" w:hAnsi="黑体"/>
-                <w:bCs/>
-                <w:snapToGrid w:val="0"/>
-                <w:spacing w:val="2"/>
                 <w:szCs w:val="21"/>
               </w:rPr>
             </w:pPr>
             <w:r>
               <w:rPr>
-                <w:rFonts w:ascii="黑体" w:eastAsia="黑体" w:hAnsi="黑体"/>
-                <w:bCs/>
-                <w:snapToGrid w:val="0"/>
-                <w:spacing w:val="2"/>
+                <w:rFonts w:hint="eastAsia"/>
                 <w:szCs w:val="21"/>
               </w:rPr>
-              <w:t>强度测试</w:t>
+              <w:t xml:space="preserve">均需要</w:t>
             </w:r>
           </w:p>
         </w:tc>
         <w:tc>
           <w:tcPr>
-            <w:tcW w:w="504" w:type="dxa"/>
+            <w:tcW w:w="1017" w:type="pct"/>
+            <w:shd w:val="clear" w:color="auto" w:fill="auto"/>
             <w:vAlign w:val="center"/>
           </w:tcPr>
           <w:p>
             <w:pPr>
-              <w:spacing w:before="100" w:beforeAutospacing="1" w:after="100" w:afterAutospacing="1"/>
-              <w:jc w:val="center"/>
               <w:rPr>
-                <w:rFonts w:ascii="黑体" w:eastAsia="黑体" w:hAnsi="黑体"/>
-                <w:bCs/>
-                <w:snapToGrid w:val="0"/>
-                <w:spacing w:val="2"/>
                 <w:szCs w:val="21"/>
               </w:rPr>
             </w:pPr>
             <w:r>
               <w:rPr>
-                <w:rFonts w:ascii="黑体" w:eastAsia="黑体" w:hAnsi="黑体"/>
-                <w:bCs/>
-                <w:snapToGrid w:val="0"/>
-                <w:spacing w:val="2"/>
+                <w:rFonts w:hint="eastAsia"/>
                 <w:szCs w:val="21"/>
               </w:rPr>
-              <w:t>接口测试</w:t>
+              <w:t xml:space="preserve">均需要</w:t>
             </w:r>
           </w:p>
         </w:tc>
         <w:tc>
           <w:tcPr>
-            <w:tcW w:w="491" w:type="dxa"/>
+            <w:tcW w:w="1017" w:type="pct"/>
+            <w:shd w:val="clear" w:color="auto" w:fill="auto"/>
             <w:vAlign w:val="center"/>
           </w:tcPr>
           <w:p>
             <w:pPr>
-              <w:spacing w:before="100" w:beforeAutospacing="1" w:after="100" w:afterAutospacing="1"/>
-              <w:jc w:val="center"/>
               <w:rPr>
-                <w:rFonts w:ascii="黑体" w:eastAsia="黑体" w:hAnsi="黑体"/>
-                <w:bCs/>
-                <w:snapToGrid w:val="0"/>
-                <w:spacing w:val="2"/>
                 <w:szCs w:val="21"/>
               </w:rPr>
             </w:pPr>
             <w:r>
               <w:rPr>
-                <w:rFonts w:ascii="黑体" w:eastAsia="黑体" w:hAnsi="黑体"/>
-                <w:bCs/>
-                <w:snapToGrid w:val="0"/>
-                <w:spacing w:val="2"/>
+                <w:rFonts w:hint="eastAsia"/>
                 <w:szCs w:val="21"/>
               </w:rPr>
-              <w:t>人机交互界面测试</w:t>
+              <w:t xml:space="preserve">非嵌入式软件需要</w:t>
             </w:r>
           </w:p>
         </w:tc>
         <w:tc>
           <w:tcPr>
-            <w:tcW w:w="491" w:type="dxa"/>
+            <w:tcW w:w="1017" w:type="pct"/>
+            <w:shd w:val="clear" w:color="auto" w:fill="auto"/>
             <w:vAlign w:val="center"/>
           </w:tcPr>
           <w:p>
             <w:pPr>
-              <w:spacing w:before="100" w:beforeAutospacing="1" w:after="100" w:afterAutospacing="1"/>
-              <w:jc w:val="center"/>
               <w:rPr>
-                <w:rFonts w:ascii="黑体" w:eastAsia="黑体" w:hAnsi="黑体"/>
-                <w:bCs/>
-                <w:snapToGrid w:val="0"/>
-                <w:spacing w:val="2"/>
                 <w:szCs w:val="21"/>
               </w:rPr>
             </w:pPr>
             <w:r>
               <w:rPr>
-                <w:rFonts w:ascii="黑体" w:eastAsia="黑体" w:hAnsi="黑体"/>
-                <w:bCs/>
-                <w:snapToGrid w:val="0"/>
-                <w:spacing w:val="2"/>
+                <w:rFonts w:hint="eastAsia"/>
                 <w:szCs w:val="21"/>
               </w:rPr>
-              <w:t>兼容性测试</w:t>
+              <w:t xml:space="preserve">nan</w:t>
             </w:r>
           </w:p>
         </w:tc>
       </w:tr>
       <w:tr>
         <w:trPr>
-          <w:cantSplit/>
-          <w:trHeight w:val="587"/>
-          <w:jc w:val="center"/>
+          <w:trHeight w:val="454"/>
         </w:trPr>
         <w:tc>
           <w:tcPr>
-            <w:tcW w:w="1879" w:type="dxa"/>
+            <w:tcW w:w="1017" w:type="pct"/>
+            <w:shd w:val="clear" w:color="auto" w:fill="auto"/>
             <w:vAlign w:val="center"/>
           </w:tcPr>
           <w:p>
             <w:pPr>
-              <w:jc w:val="left"/>
               <w:rPr>
-                <w:snapToGrid w:val="0"/>
                 <w:szCs w:val="21"/>
               </w:rPr>
             </w:pPr>
             <w:r>
               <w:rPr>
                 <w:rFonts w:hint="eastAsia"/>
-                <w:snapToGrid w:val="0"/>
                 <w:szCs w:val="21"/>
               </w:rPr>
-              <w:t xml:space="preserve">某测试项目</w:t>
-            </w:r>
-            <w:r>
-              <w:rPr>
-                <w:snapToGrid w:val="0"/>
-                <w:szCs w:val="21"/>
-              </w:rPr>
-              <w:t xml:space="preserve">软件配置项测试</w:t>
+              <w:t xml:space="preserve">软件名称</w:t>
             </w:r>
           </w:p>
         </w:tc>
         <w:tc>
           <w:tcPr>
-            <w:tcW w:w="461" w:type="dxa"/>
+            <w:tcW w:w="1017" w:type="pct"/>
+            <w:shd w:val="clear" w:color="auto" w:fill="auto"/>
             <w:vAlign w:val="center"/>
           </w:tcPr>
           <w:p>
             <w:pPr>
-              <w:jc w:val="center"/>
               <w:rPr>
-                <w:rFonts w:hint="eastAsia"/>
                 <w:szCs w:val="21"/>
               </w:rPr>
             </w:pPr>
             <w:r>
               <w:rPr>
                 <w:rFonts w:hint="eastAsia"/>
-                <w:snapToGrid w:val="0"/>
                 <w:szCs w:val="21"/>
               </w:rPr>
-              <w:t xml:space="preserve"/>
+              <w:t xml:space="preserve">文档审查</w:t>
             </w:r>
-            <w:r>
+          </w:p>
+        </w:tc>
+        <w:tc>
+          <w:tcPr>
+            <w:tcW w:w="1017" w:type="pct"/>
+            <w:shd w:val="clear" w:color="auto" w:fill="auto"/>
+            <w:vAlign w:val="center"/>
+          </w:tcPr>
+          <w:p>
+            <w:pPr>
               <w:rPr>
                 <w:szCs w:val="21"/>
               </w:rPr>
-              <w:t>√</w:t>
+            </w:pPr>
+            <w:r>
+              <w:rPr>
+                <w:rFonts w:hint="eastAsia"/>
+                <w:szCs w:val="21"/>
+              </w:rPr>
+              <w:t xml:space="preserve">静态分析</w:t>
             </w:r>
+          </w:p>
+        </w:tc>
+        <w:tc>
+          <w:tcPr>
+            <w:tcW w:w="1017" w:type="pct"/>
+            <w:shd w:val="clear" w:color="auto" w:fill="auto"/>
+            <w:vAlign w:val="center"/>
+          </w:tcPr>
+          <w:p>
+            <w:pPr>
+              <w:rPr>
+                <w:szCs w:val="21"/>
+              </w:rPr>
+            </w:pPr>
+            <w:r>
+              <w:rPr>
+                <w:rFonts w:hint="eastAsia"/>
+                <w:szCs w:val="21"/>
+              </w:rPr>
+              <w:t xml:space="preserve">代码审查</w:t>
+            </w:r>
+          </w:p>
+        </w:tc>
+        <w:tc>
+          <w:tcPr>
+            <w:tcW w:w="1017" w:type="pct"/>
+            <w:shd w:val="clear" w:color="auto" w:fill="auto"/>
+            <w:vAlign w:val="center"/>
+          </w:tcPr>
+          <w:p>
+            <w:pPr>
+              <w:rPr>
+                <w:szCs w:val="21"/>
+              </w:rPr>
+            </w:pPr>
+            <w:r>
+              <w:rPr>
+                <w:rFonts w:hint="eastAsia"/>
+                <w:szCs w:val="21"/>
+              </w:rPr>
+              <w:t xml:space="preserve">逻辑测试</w:t>
+            </w:r>
+          </w:p>
+        </w:tc>
+        <w:tc>
+          <w:tcPr>
+            <w:tcW w:w="1017" w:type="pct"/>
+            <w:shd w:val="clear" w:color="auto" w:fill="auto"/>
+            <w:vAlign w:val="center"/>
+          </w:tcPr>
+          <w:p>
+            <w:pPr>
+              <w:rPr>
+                <w:szCs w:val="21"/>
+              </w:rPr>
+            </w:pPr>
+            <w:r>
+              <w:rPr>
+                <w:rFonts w:hint="eastAsia"/>
+                <w:szCs w:val="21"/>
+              </w:rPr>
+              <w:t xml:space="preserve">功能测试</w:t>
+            </w:r>
+          </w:p>
+        </w:tc>
+        <w:tc>
+          <w:tcPr>
+            <w:tcW w:w="1017" w:type="pct"/>
+            <w:shd w:val="clear" w:color="auto" w:fill="auto"/>
+            <w:vAlign w:val="center"/>
+          </w:tcPr>
+          <w:p>
+            <w:pPr>
+              <w:rPr>
+                <w:szCs w:val="21"/>
+              </w:rPr>
+            </w:pPr>
+            <w:r>
+              <w:rPr>
+                <w:rFonts w:hint="eastAsia"/>
+                <w:szCs w:val="21"/>
+              </w:rPr>
+              <w:t xml:space="preserve">性能测试</w:t>
+            </w:r>
+          </w:p>
+        </w:tc>
+        <w:tc>
+          <w:tcPr>
+            <w:tcW w:w="1017" w:type="pct"/>
+            <w:shd w:val="clear" w:color="auto" w:fill="auto"/>
+            <w:vAlign w:val="center"/>
+          </w:tcPr>
+          <w:p>
+            <w:pPr>
+              <w:rPr>
+                <w:szCs w:val="21"/>
+              </w:rPr>
+            </w:pPr>
+            <w:r>
+              <w:rPr>
+                <w:rFonts w:hint="eastAsia"/>
+                <w:szCs w:val="21"/>
+              </w:rPr>
+              <w:t xml:space="preserve">边界测试</w:t>
+            </w:r>
+          </w:p>
+        </w:tc>
+        <w:tc>
+          <w:tcPr>
+            <w:tcW w:w="1017" w:type="pct"/>
+            <w:shd w:val="clear" w:color="auto" w:fill="auto"/>
+            <w:vAlign w:val="center"/>
+          </w:tcPr>
+          <w:p>
+            <w:pPr>
+              <w:rPr>
+                <w:szCs w:val="21"/>
+              </w:rPr>
+            </w:pPr>
+            <w:r>
+              <w:rPr>
+                <w:rFonts w:hint="eastAsia"/>
+                <w:szCs w:val="21"/>
+              </w:rPr>
+              <w:t xml:space="preserve">恢复性测试</w:t>
+            </w:r>
+          </w:p>
+        </w:tc>
+        <w:tc>
+          <w:tcPr>
+            <w:tcW w:w="1017" w:type="pct"/>
+            <w:shd w:val="clear" w:color="auto" w:fill="auto"/>
+            <w:vAlign w:val="center"/>
+          </w:tcPr>
+          <w:p>
+            <w:pPr>
+              <w:rPr>
+                <w:szCs w:val="21"/>
+              </w:rPr>
+            </w:pPr>
+            <w:r>
+              <w:rPr>
+                <w:rFonts w:hint="eastAsia"/>
+                <w:szCs w:val="21"/>
+              </w:rPr>
+              <w:t xml:space="preserve">安装性测试</w:t>
+            </w:r>
+          </w:p>
+        </w:tc>
+        <w:tc>
+          <w:tcPr>
+            <w:tcW w:w="1017" w:type="pct"/>
+            <w:shd w:val="clear" w:color="auto" w:fill="auto"/>
+            <w:vAlign w:val="center"/>
+          </w:tcPr>
+          <w:p>
+            <w:pPr>
+              <w:rPr>
+                <w:szCs w:val="21"/>
+              </w:rPr>
+            </w:pPr>
+            <w:r>
+              <w:rPr>
+                <w:rFonts w:hint="eastAsia"/>
+                <w:szCs w:val="21"/>
+              </w:rPr>
+              <w:t xml:space="preserve">数据处理测试</w:t>
+            </w:r>
+          </w:p>
+        </w:tc>
+        <w:tc>
+          <w:tcPr>
+            <w:tcW w:w="1017" w:type="pct"/>
+            <w:shd w:val="clear" w:color="auto" w:fill="auto"/>
+            <w:vAlign w:val="center"/>
+          </w:tcPr>
+          <w:p>
+            <w:pPr>
+              <w:rPr>
+                <w:szCs w:val="21"/>
+              </w:rPr>
+            </w:pPr>
+            <w:r>
+              <w:rPr>
+                <w:rFonts w:hint="eastAsia"/>
+                <w:szCs w:val="21"/>
+              </w:rPr>
+              <w:t xml:space="preserve">余量测试</w:t>
+            </w:r>
+          </w:p>
+        </w:tc>
+        <w:tc>
+          <w:tcPr>
+            <w:tcW w:w="1017" w:type="pct"/>
+            <w:shd w:val="clear" w:color="auto" w:fill="auto"/>
+            <w:vAlign w:val="center"/>
+          </w:tcPr>
+          <w:p>
+            <w:pPr>
+              <w:rPr>
+                <w:szCs w:val="21"/>
+              </w:rPr>
+            </w:pPr>
+            <w:r>
+              <w:rPr>
+                <w:rFonts w:hint="eastAsia"/>
+                <w:szCs w:val="21"/>
+              </w:rPr>
+              <w:t xml:space="preserve">强度测试</w:t>
+            </w:r>
+          </w:p>
+        </w:tc>
+        <w:tc>
+          <w:tcPr>
+            <w:tcW w:w="1017" w:type="pct"/>
+            <w:shd w:val="clear" w:color="auto" w:fill="auto"/>
+            <w:vAlign w:val="center"/>
+          </w:tcPr>
+          <w:p>
+            <w:pPr>
+              <w:rPr>
+                <w:szCs w:val="21"/>
+              </w:rPr>
+            </w:pPr>
+            <w:r>
+              <w:rPr>
+                <w:rFonts w:hint="eastAsia"/>
+                <w:szCs w:val="21"/>
+              </w:rPr>
+              <w:t xml:space="preserve">接口测试</w:t>
+            </w:r>
+          </w:p>
+        </w:tc>
+        <w:tc>
+          <w:tcPr>
+            <w:tcW w:w="1017" w:type="pct"/>
+            <w:shd w:val="clear" w:color="auto" w:fill="auto"/>
+            <w:vAlign w:val="center"/>
+          </w:tcPr>
+          <w:p>
+            <w:pPr>
+              <w:rPr>
+                <w:szCs w:val="21"/>
+              </w:rPr>
+            </w:pPr>
+            <w:r>
+              <w:rPr>
+                <w:rFonts w:hint="eastAsia"/>
+                <w:szCs w:val="21"/>
+              </w:rPr>
+              <w:t xml:space="preserve">人机交互界面测试</w:t>
+            </w:r>
+          </w:p>
+        </w:tc>
+        <w:tc>
+          <w:tcPr>
+            <w:tcW w:w="1017" w:type="pct"/>
+            <w:shd w:val="clear" w:color="auto" w:fill="auto"/>
+            <w:vAlign w:val="center"/>
+          </w:tcPr>
+          <w:p>
+            <w:pPr>
+              <w:rPr>
+                <w:szCs w:val="21"/>
+              </w:rPr>
+            </w:pPr>
+            <w:r>
+              <w:rPr>
+                <w:rFonts w:hint="eastAsia"/>
+                <w:szCs w:val="21"/>
+              </w:rPr>
+              <w:t xml:space="preserve">兼容性测试</w:t>
+            </w:r>
+          </w:p>
+        </w:tc>
+      </w:tr>
+      <w:tr>
+        <w:trPr>
+          <w:trHeight w:val="454"/>
+        </w:trPr>
+        <w:tc>
+          <w:tcPr>
+            <w:tcW w:w="1017" w:type="pct"/>
+            <w:shd w:val="clear" w:color="auto" w:fill="auto"/>
+            <w:vAlign w:val="center"/>
+          </w:tcPr>
+          <w:p>
+            <w:pPr>
+              <w:rPr>
+                <w:szCs w:val="21"/>
+              </w:rPr>
+            </w:pPr>
+            <w:r>
+              <w:rPr>
+                <w:rFonts w:hint="eastAsia"/>
+                <w:szCs w:val="21"/>
+              </w:rPr>
+              <w:t xml:space="preserve">XX软件配置项测试</w:t>
+            </w:r>
+          </w:p>
+        </w:tc>
+        <w:tc>
+          <w:tcPr>
+            <w:tcW w:w="1017" w:type="pct"/>
+            <w:shd w:val="clear" w:color="auto" w:fill="auto"/>
+            <w:vAlign w:val="center"/>
+          </w:tcPr>
+          <w:p>
+            <w:pPr>
+              <w:rPr>
+                <w:szCs w:val="21"/>
+              </w:rPr>
+            </w:pPr>
+            <w:r>
+              <w:rPr>
+                <w:rFonts w:hint="eastAsia"/>
+                <w:szCs w:val="21"/>
+              </w:rPr>
+              <w:t xml:space="preserve">√</w:t>
+            </w:r>
+          </w:p>
+        </w:tc>
+        <w:tc>
+          <w:tcPr>
+            <w:tcW w:w="1017" w:type="pct"/>
+            <w:shd w:val="clear" w:color="auto" w:fill="auto"/>
+            <w:vAlign w:val="center"/>
+          </w:tcPr>
+          <w:p>
+            <w:pPr>
+              <w:rPr>
+                <w:szCs w:val="21"/>
+              </w:rPr>
+            </w:pPr>
             <w:r>
               <w:rPr>
                 <w:rFonts w:hint="eastAsia"/>
@@ -816,30 +818,16 @@
         </w:tc>
         <w:tc>
           <w:tcPr>
-            <w:tcW w:w="461" w:type="dxa"/>
+            <w:tcW w:w="1017" w:type="pct"/>
+            <w:shd w:val="clear" w:color="auto" w:fill="auto"/>
             <w:vAlign w:val="center"/>
           </w:tcPr>
           <w:p>
             <w:pPr>
-              <w:jc w:val="center"/>
               <w:rPr>
                 <w:szCs w:val="21"/>
               </w:rPr>
             </w:pPr>
-            <w:r>
-              <w:rPr>
-                <w:rFonts w:hint="eastAsia"/>
-                <w:snapToGrid w:val="0"/>
-                <w:szCs w:val="21"/>
-              </w:rPr>
-              <w:t xml:space="preserve"/>
-            </w:r>
-            <w:r>
-              <w:rPr>
-                <w:szCs w:val="21"/>
-              </w:rPr>
-              <w:t>√</w:t>
-            </w:r>
             <w:r>
               <w:rPr>
                 <w:rFonts w:hint="eastAsia"/>
@@ -851,30 +839,16 @@
         </w:tc>
         <w:tc>
           <w:tcPr>
-            <w:tcW w:w="420" w:type="dxa"/>
+            <w:tcW w:w="1017" w:type="pct"/>
+            <w:shd w:val="clear" w:color="auto" w:fill="auto"/>
             <w:vAlign w:val="center"/>
           </w:tcPr>
           <w:p>
             <w:pPr>
-              <w:jc w:val="center"/>
               <w:rPr>
                 <w:szCs w:val="21"/>
               </w:rPr>
             </w:pPr>
-            <w:r>
-              <w:rPr>
-                <w:rFonts w:hint="eastAsia"/>
-                <w:snapToGrid w:val="0"/>
-                <w:szCs w:val="21"/>
-              </w:rPr>
-              <w:t xml:space="preserve"/>
-            </w:r>
-            <w:r>
-              <w:rPr>
-                <w:szCs w:val="21"/>
-              </w:rPr>
-              <w:t>√</w:t>
-            </w:r>
             <w:r>
               <w:rPr>
                 <w:rFonts w:hint="eastAsia"/>
@@ -886,30 +860,16 @@
         </w:tc>
         <w:tc>
           <w:tcPr>
-            <w:tcW w:w="459" w:type="dxa"/>
+            <w:tcW w:w="1017" w:type="pct"/>
+            <w:shd w:val="clear" w:color="auto" w:fill="auto"/>
             <w:vAlign w:val="center"/>
           </w:tcPr>
           <w:p>
             <w:pPr>
-              <w:jc w:val="center"/>
               <w:rPr>
                 <w:szCs w:val="21"/>
               </w:rPr>
             </w:pPr>
-            <w:r>
-              <w:rPr>
-                <w:rFonts w:hint="eastAsia"/>
-                <w:snapToGrid w:val="0"/>
-                <w:szCs w:val="21"/>
-              </w:rPr>
-              <w:t xml:space="preserve"/>
-            </w:r>
-            <w:r>
-              <w:rPr>
-                <w:szCs w:val="21"/>
-              </w:rPr>
-              <w:t>－</w:t>
-            </w:r>
             <w:r>
               <w:rPr>
                 <w:rFonts w:hint="eastAsia"/>
@@ -921,30 +881,16 @@
         </w:tc>
         <w:tc>
           <w:tcPr>
-            <w:tcW w:w="459" w:type="dxa"/>
+            <w:tcW w:w="1017" w:type="pct"/>
+            <w:shd w:val="clear" w:color="auto" w:fill="auto"/>
             <w:vAlign w:val="center"/>
           </w:tcPr>
           <w:p>
             <w:pPr>
-              <w:jc w:val="center"/>
               <w:rPr>
                 <w:szCs w:val="21"/>
               </w:rPr>
             </w:pPr>
-            <w:r>
-              <w:rPr>
-                <w:rFonts w:hint="eastAsia"/>
-                <w:snapToGrid w:val="0"/>
-                <w:szCs w:val="21"/>
-              </w:rPr>
-              <w:t xml:space="preserve"/>
-            </w:r>
-            <w:r>
-              <w:rPr>
-                <w:szCs w:val="21"/>
-              </w:rPr>
-              <w:t>√</w:t>
-            </w:r>
             <w:r>
               <w:rPr>
                 <w:rFonts w:hint="eastAsia"/>
@@ -956,30 +902,16 @@
         </w:tc>
         <w:tc>
           <w:tcPr>
-            <w:tcW w:w="458" w:type="dxa"/>
+            <w:tcW w:w="1017" w:type="pct"/>
+            <w:shd w:val="clear" w:color="auto" w:fill="auto"/>
             <w:vAlign w:val="center"/>
           </w:tcPr>
           <w:p>
             <w:pPr>
-              <w:jc w:val="center"/>
               <w:rPr>
                 <w:szCs w:val="21"/>
               </w:rPr>
             </w:pPr>
-            <w:r>
-              <w:rPr>
-                <w:rFonts w:hint="eastAsia"/>
-                <w:snapToGrid w:val="0"/>
-                <w:szCs w:val="21"/>
-              </w:rPr>
-              <w:t xml:space="preserve"/>
-            </w:r>
-            <w:r>
-              <w:rPr>
-                <w:szCs w:val="21"/>
-              </w:rPr>
-              <w:t>－</w:t>
-            </w:r>
             <w:r>
               <w:rPr>
                 <w:rFonts w:hint="eastAsia"/>
@@ -991,30 +923,16 @@
         </w:tc>
         <w:tc>
           <w:tcPr>
-            <w:tcW w:w="459" w:type="dxa"/>
+            <w:tcW w:w="1017" w:type="pct"/>
+            <w:shd w:val="clear" w:color="auto" w:fill="auto"/>
             <w:vAlign w:val="center"/>
           </w:tcPr>
           <w:p>
             <w:pPr>
-              <w:jc w:val="center"/>
               <w:rPr>
                 <w:szCs w:val="21"/>
               </w:rPr>
             </w:pPr>
-            <w:r>
-              <w:rPr>
-                <w:rFonts w:hint="eastAsia"/>
-                <w:snapToGrid w:val="0"/>
-                <w:szCs w:val="21"/>
-              </w:rPr>
-              <w:t xml:space="preserve"/>
-            </w:r>
-            <w:r>
-              <w:rPr>
-                <w:szCs w:val="21"/>
-              </w:rPr>
-              <w:t>－</w:t>
-            </w:r>
             <w:r>
               <w:rPr>
                 <w:rFonts w:hint="eastAsia"/>
@@ -1026,30 +944,16 @@
         </w:tc>
         <w:tc>
           <w:tcPr>
-            <w:tcW w:w="463" w:type="dxa"/>
+            <w:tcW w:w="1017" w:type="pct"/>
+            <w:shd w:val="clear" w:color="auto" w:fill="auto"/>
             <w:vAlign w:val="center"/>
           </w:tcPr>
           <w:p>
             <w:pPr>
-              <w:jc w:val="center"/>
               <w:rPr>
                 <w:szCs w:val="21"/>
               </w:rPr>
             </w:pPr>
-            <w:r>
-              <w:rPr>
-                <w:rFonts w:hint="eastAsia"/>
-                <w:snapToGrid w:val="0"/>
-                <w:szCs w:val="21"/>
-              </w:rPr>
-              <w:t xml:space="preserve"/>
-            </w:r>
-            <w:r>
-              <w:rPr>
-                <w:szCs w:val="21"/>
-              </w:rPr>
-              <w:t>－</w:t>
-            </w:r>
             <w:r>
               <w:rPr>
                 <w:rFonts w:hint="eastAsia"/>
@@ -1061,30 +965,16 @@
         </w:tc>
         <w:tc>
           <w:tcPr>
-            <w:tcW w:w="445" w:type="dxa"/>
+            <w:tcW w:w="1017" w:type="pct"/>
+            <w:shd w:val="clear" w:color="auto" w:fill="auto"/>
             <w:vAlign w:val="center"/>
           </w:tcPr>
           <w:p>
             <w:pPr>
-              <w:jc w:val="center"/>
               <w:rPr>
                 <w:szCs w:val="21"/>
               </w:rPr>
             </w:pPr>
-            <w:r>
-              <w:rPr>
-                <w:rFonts w:hint="eastAsia"/>
-                <w:snapToGrid w:val="0"/>
-                <w:szCs w:val="21"/>
-              </w:rPr>
-              <w:t xml:space="preserve"/>
-            </w:r>
-            <w:r>
-              <w:rPr>
-                <w:szCs w:val="21"/>
-              </w:rPr>
-              <w:t>－</w:t>
-            </w:r>
             <w:r>
               <w:rPr>
                 <w:rFonts w:hint="eastAsia"/>
@@ -1096,30 +986,16 @@
         </w:tc>
         <w:tc>
           <w:tcPr>
-            <w:tcW w:w="459" w:type="dxa"/>
+            <w:tcW w:w="1017" w:type="pct"/>
+            <w:shd w:val="clear" w:color="auto" w:fill="auto"/>
             <w:vAlign w:val="center"/>
           </w:tcPr>
           <w:p>
             <w:pPr>
-              <w:jc w:val="center"/>
               <w:rPr>
                 <w:szCs w:val="21"/>
               </w:rPr>
             </w:pPr>
-            <w:r>
-              <w:rPr>
-                <w:rFonts w:hint="eastAsia"/>
-                <w:snapToGrid w:val="0"/>
-                <w:szCs w:val="21"/>
-              </w:rPr>
-              <w:t xml:space="preserve"/>
-            </w:r>
-            <w:r>
-              <w:rPr>
-                <w:szCs w:val="21"/>
-              </w:rPr>
-              <w:t>－</w:t>
-            </w:r>
             <w:r>
               <w:rPr>
                 <w:rFonts w:hint="eastAsia"/>
@@ -1131,30 +1007,16 @@
         </w:tc>
         <w:tc>
           <w:tcPr>
-            <w:tcW w:w="499" w:type="dxa"/>
+            <w:tcW w:w="1017" w:type="pct"/>
+            <w:shd w:val="clear" w:color="auto" w:fill="auto"/>
             <w:vAlign w:val="center"/>
           </w:tcPr>
           <w:p>
             <w:pPr>
-              <w:jc w:val="center"/>
               <w:rPr>
                 <w:szCs w:val="21"/>
               </w:rPr>
             </w:pPr>
-            <w:r>
-              <w:rPr>
-                <w:rFonts w:hint="eastAsia"/>
-                <w:snapToGrid w:val="0"/>
-                <w:szCs w:val="21"/>
-              </w:rPr>
-              <w:t xml:space="preserve"/>
-            </w:r>
-            <w:r>
-              <w:rPr>
-                <w:szCs w:val="21"/>
-              </w:rPr>
-              <w:t>－</w:t>
-            </w:r>
             <w:r>
               <w:rPr>
                 <w:rFonts w:hint="eastAsia"/>
@@ -1166,30 +1028,16 @@
         </w:tc>
         <w:tc>
           <w:tcPr>
-            <w:tcW w:w="518" w:type="dxa"/>
+            <w:tcW w:w="1017" w:type="pct"/>
+            <w:shd w:val="clear" w:color="auto" w:fill="auto"/>
             <w:vAlign w:val="center"/>
           </w:tcPr>
           <w:p>
             <w:pPr>
-              <w:jc w:val="center"/>
               <w:rPr>
                 <w:szCs w:val="21"/>
               </w:rPr>
             </w:pPr>
-            <w:r>
-              <w:rPr>
-                <w:rFonts w:hint="eastAsia"/>
-                <w:snapToGrid w:val="0"/>
-                <w:szCs w:val="21"/>
-              </w:rPr>
-              <w:t xml:space="preserve"/>
-            </w:r>
-            <w:r>
-              <w:rPr>
-                <w:szCs w:val="21"/>
-              </w:rPr>
-              <w:t>－</w:t>
-            </w:r>
             <w:r>
               <w:rPr>
                 <w:rFonts w:hint="eastAsia"/>
@@ -1201,30 +1049,16 @@
         </w:tc>
         <w:tc>
           <w:tcPr>
-            <w:tcW w:w="504" w:type="dxa"/>
+            <w:tcW w:w="1017" w:type="pct"/>
+            <w:shd w:val="clear" w:color="auto" w:fill="auto"/>
             <w:vAlign w:val="center"/>
           </w:tcPr>
           <w:p>
             <w:pPr>
-              <w:jc w:val="center"/>
               <w:rPr>
                 <w:szCs w:val="21"/>
               </w:rPr>
             </w:pPr>
-            <w:r>
-              <w:rPr>
-                <w:rFonts w:hint="eastAsia"/>
-                <w:snapToGrid w:val="0"/>
-                <w:szCs w:val="21"/>
-              </w:rPr>
-              <w:t xml:space="preserve"/>
-            </w:r>
-            <w:r>
-              <w:rPr>
-                <w:szCs w:val="21"/>
-              </w:rPr>
-              <w:t>－</w:t>
-            </w:r>
             <w:r>
               <w:rPr>
                 <w:rFonts w:hint="eastAsia"/>
@@ -1236,12 +1070,12 @@
         </w:tc>
         <w:tc>
           <w:tcPr>
-            <w:tcW w:w="491" w:type="dxa"/>
+            <w:tcW w:w="1017" w:type="pct"/>
+            <w:shd w:val="clear" w:color="auto" w:fill="auto"/>
             <w:vAlign w:val="center"/>
           </w:tcPr>
           <w:p>
             <w:pPr>
-              <w:jc w:val="center"/>
               <w:rPr>
                 <w:szCs w:val="21"/>
               </w:rPr>
@@ -1249,17 +1083,71 @@
             <w:r>
               <w:rPr>
                 <w:rFonts w:hint="eastAsia"/>
-                <w:snapToGrid w:val="0"/>
                 <w:szCs w:val="21"/>
               </w:rPr>
               <w:t xml:space="preserve"/>
             </w:r>
-            <w:r>
+          </w:p>
+        </w:tc>
+      </w:tr>
+      <w:tr>
+        <w:trPr>
+          <w:trHeight w:val="454"/>
+        </w:trPr>
+        <w:tc>
+          <w:tcPr>
+            <w:tcW w:w="1017" w:type="pct"/>
+            <w:shd w:val="clear" w:color="auto" w:fill="auto"/>
+            <w:vAlign w:val="center"/>
+          </w:tcPr>
+          <w:p>
+            <w:pPr>
               <w:rPr>
                 <w:szCs w:val="21"/>
               </w:rPr>
-              <w:t>－</w:t>
+            </w:pPr>
+            <w:r>
+              <w:rPr>
+                <w:rFonts w:hint="eastAsia"/>
+                <w:szCs w:val="21"/>
+              </w:rPr>
+              <w:t xml:space="preserve">系统测试要求的测试类型</w:t>
             </w:r>
+          </w:p>
+        </w:tc>
+        <w:tc>
+          <w:tcPr>
+            <w:tcW w:w="1017" w:type="pct"/>
+            <w:shd w:val="clear" w:color="auto" w:fill="auto"/>
+            <w:vAlign w:val="center"/>
+          </w:tcPr>
+          <w:p>
+            <w:pPr>
+              <w:rPr>
+                <w:szCs w:val="21"/>
+              </w:rPr>
+            </w:pPr>
+            <w:r>
+              <w:rPr>
+                <w:rFonts w:hint="eastAsia"/>
+                <w:szCs w:val="21"/>
+              </w:rPr>
+              <w:t xml:space="preserve">必须</w:t>
+            </w:r>
+          </w:p>
+        </w:tc>
+        <w:tc>
+          <w:tcPr>
+            <w:tcW w:w="1017" w:type="pct"/>
+            <w:shd w:val="clear" w:color="auto" w:fill="auto"/>
+            <w:vAlign w:val="center"/>
+          </w:tcPr>
+          <w:p>
+            <w:pPr>
+              <w:rPr>
+                <w:szCs w:val="21"/>
+              </w:rPr>
+            </w:pPr>
             <w:r>
               <w:rPr>
                 <w:rFonts w:hint="eastAsia"/>
@@ -1271,30 +1159,16 @@
         </w:tc>
         <w:tc>
           <w:tcPr>
-            <w:tcW w:w="491" w:type="dxa"/>
+            <w:tcW w:w="1017" w:type="pct"/>
+            <w:shd w:val="clear" w:color="auto" w:fill="auto"/>
             <w:vAlign w:val="center"/>
           </w:tcPr>
           <w:p>
             <w:pPr>
-              <w:jc w:val="center"/>
               <w:rPr>
                 <w:szCs w:val="21"/>
               </w:rPr>
             </w:pPr>
-            <w:r>
-              <w:rPr>
-                <w:rFonts w:hint="eastAsia"/>
-                <w:snapToGrid w:val="0"/>
-                <w:szCs w:val="21"/>
-              </w:rPr>
-              <w:t xml:space="preserve"/>
-            </w:r>
-            <w:r>
-              <w:rPr>
-                <w:szCs w:val="21"/>
-              </w:rPr>
-              <w:t>－</w:t>
-            </w:r>
             <w:r>
               <w:rPr>
                 <w:rFonts w:hint="eastAsia"/>
@@ -1304,172 +1178,297 @@
             </w:r>
           </w:p>
         </w:tc>
+        <w:tc>
+          <w:tcPr>
+            <w:tcW w:w="1017" w:type="pct"/>
+            <w:shd w:val="clear" w:color="auto" w:fill="auto"/>
+            <w:vAlign w:val="center"/>
+          </w:tcPr>
+          <w:p>
+            <w:pPr>
+              <w:rPr>
+                <w:szCs w:val="21"/>
+              </w:rPr>
+            </w:pPr>
+            <w:r>
+              <w:rPr>
+                <w:rFonts w:hint="eastAsia"/>
+                <w:szCs w:val="21"/>
+              </w:rPr>
+              <w:t xml:space="preserve"/>
+            </w:r>
+          </w:p>
+        </w:tc>
+        <w:tc>
+          <w:tcPr>
+            <w:tcW w:w="1017" w:type="pct"/>
+            <w:shd w:val="clear" w:color="auto" w:fill="auto"/>
+            <w:vAlign w:val="center"/>
+          </w:tcPr>
+          <w:p>
+            <w:pPr>
+              <w:rPr>
+                <w:szCs w:val="21"/>
+              </w:rPr>
+            </w:pPr>
+            <w:r>
+              <w:rPr>
+                <w:rFonts w:hint="eastAsia"/>
+                <w:szCs w:val="21"/>
+              </w:rPr>
+              <w:t xml:space="preserve">必须</w:t>
+            </w:r>
+          </w:p>
+        </w:tc>
+        <w:tc>
+          <w:tcPr>
+            <w:tcW w:w="1017" w:type="pct"/>
+            <w:shd w:val="clear" w:color="auto" w:fill="auto"/>
+            <w:vAlign w:val="center"/>
+          </w:tcPr>
+          <w:p>
+            <w:pPr>
+              <w:rPr>
+                <w:szCs w:val="21"/>
+              </w:rPr>
+            </w:pPr>
+            <w:r>
+              <w:rPr>
+                <w:rFonts w:hint="eastAsia"/>
+                <w:szCs w:val="21"/>
+              </w:rPr>
+              <w:t xml:space="preserve">必须</w:t>
+            </w:r>
+          </w:p>
+        </w:tc>
+        <w:tc>
+          <w:tcPr>
+            <w:tcW w:w="1017" w:type="pct"/>
+            <w:shd w:val="clear" w:color="auto" w:fill="auto"/>
+            <w:vAlign w:val="center"/>
+          </w:tcPr>
+          <w:p>
+            <w:pPr>
+              <w:rPr>
+                <w:szCs w:val="21"/>
+              </w:rPr>
+            </w:pPr>
+            <w:r>
+              <w:rPr>
+                <w:rFonts w:hint="eastAsia"/>
+                <w:szCs w:val="21"/>
+              </w:rPr>
+              <w:t xml:space="preserve">必须</w:t>
+            </w:r>
+          </w:p>
+        </w:tc>
+        <w:tc>
+          <w:tcPr>
+            <w:tcW w:w="1017" w:type="pct"/>
+            <w:shd w:val="clear" w:color="auto" w:fill="auto"/>
+            <w:vAlign w:val="center"/>
+          </w:tcPr>
+          <w:p>
+            <w:pPr>
+              <w:rPr>
+                <w:szCs w:val="21"/>
+              </w:rPr>
+            </w:pPr>
+            <w:r>
+              <w:rPr>
+                <w:rFonts w:hint="eastAsia"/>
+                <w:szCs w:val="21"/>
+              </w:rPr>
+              <w:t xml:space="preserve">必须</w:t>
+            </w:r>
+          </w:p>
+        </w:tc>
+        <w:tc>
+          <w:tcPr>
+            <w:tcW w:w="1017" w:type="pct"/>
+            <w:shd w:val="clear" w:color="auto" w:fill="auto"/>
+            <w:vAlign w:val="center"/>
+          </w:tcPr>
+          <w:p>
+            <w:pPr>
+              <w:rPr>
+                <w:szCs w:val="21"/>
+              </w:rPr>
+            </w:pPr>
+            <w:r>
+              <w:rPr>
+                <w:rFonts w:hint="eastAsia"/>
+                <w:szCs w:val="21"/>
+              </w:rPr>
+              <w:t xml:space="preserve"/>
+            </w:r>
+          </w:p>
+        </w:tc>
+        <w:tc>
+          <w:tcPr>
+            <w:tcW w:w="1017" w:type="pct"/>
+            <w:shd w:val="clear" w:color="auto" w:fill="auto"/>
+            <w:vAlign w:val="center"/>
+          </w:tcPr>
+          <w:p>
+            <w:pPr>
+              <w:rPr>
+                <w:szCs w:val="21"/>
+              </w:rPr>
+            </w:pPr>
+            <w:r>
+              <w:rPr>
+                <w:rFonts w:hint="eastAsia"/>
+                <w:szCs w:val="21"/>
+              </w:rPr>
+              <w:t xml:space="preserve"/>
+            </w:r>
+          </w:p>
+        </w:tc>
+        <w:tc>
+          <w:tcPr>
+            <w:tcW w:w="1017" w:type="pct"/>
+            <w:shd w:val="clear" w:color="auto" w:fill="auto"/>
+            <w:vAlign w:val="center"/>
+          </w:tcPr>
+          <w:p>
+            <w:pPr>
+              <w:rPr>
+                <w:szCs w:val="21"/>
+              </w:rPr>
+            </w:pPr>
+            <w:r>
+              <w:rPr>
+                <w:rFonts w:hint="eastAsia"/>
+                <w:szCs w:val="21"/>
+              </w:rPr>
+              <w:t xml:space="preserve">必须</w:t>
+            </w:r>
+          </w:p>
+        </w:tc>
+        <w:tc>
+          <w:tcPr>
+            <w:tcW w:w="1017" w:type="pct"/>
+            <w:shd w:val="clear" w:color="auto" w:fill="auto"/>
+            <w:vAlign w:val="center"/>
+          </w:tcPr>
+          <w:p>
+            <w:pPr>
+              <w:rPr>
+                <w:szCs w:val="21"/>
+              </w:rPr>
+            </w:pPr>
+            <w:r>
+              <w:rPr>
+                <w:rFonts w:hint="eastAsia"/>
+                <w:szCs w:val="21"/>
+              </w:rPr>
+              <w:t xml:space="preserve">必须</w:t>
+            </w:r>
+          </w:p>
+        </w:tc>
+        <w:tc>
+          <w:tcPr>
+            <w:tcW w:w="1017" w:type="pct"/>
+            <w:shd w:val="clear" w:color="auto" w:fill="auto"/>
+            <w:vAlign w:val="center"/>
+          </w:tcPr>
+          <w:p>
+            <w:pPr>
+              <w:rPr>
+                <w:szCs w:val="21"/>
+              </w:rPr>
+            </w:pPr>
+            <w:r>
+              <w:rPr>
+                <w:rFonts w:hint="eastAsia"/>
+                <w:szCs w:val="21"/>
+              </w:rPr>
+              <w:t xml:space="preserve">必须</w:t>
+            </w:r>
+          </w:p>
+        </w:tc>
+        <w:tc>
+          <w:tcPr>
+            <w:tcW w:w="1017" w:type="pct"/>
+            <w:shd w:val="clear" w:color="auto" w:fill="auto"/>
+            <w:vAlign w:val="center"/>
+          </w:tcPr>
+          <w:p>
+            <w:pPr>
+              <w:rPr>
+                <w:szCs w:val="21"/>
+              </w:rPr>
+            </w:pPr>
+            <w:r>
+              <w:rPr>
+                <w:rFonts w:hint="eastAsia"/>
+                <w:szCs w:val="21"/>
+              </w:rPr>
+              <w:t xml:space="preserve"/>
+            </w:r>
+          </w:p>
+        </w:tc>
+        <w:tc>
+          <w:tcPr>
+            <w:tcW w:w="1017" w:type="pct"/>
+            <w:shd w:val="clear" w:color="auto" w:fill="auto"/>
+            <w:vAlign w:val="center"/>
+          </w:tcPr>
+          <w:p>
+            <w:pPr>
+              <w:rPr>
+                <w:szCs w:val="21"/>
+              </w:rPr>
+            </w:pPr>
+            <w:r>
+              <w:rPr>
+                <w:rFonts w:hint="eastAsia"/>
+                <w:szCs w:val="21"/>
+              </w:rPr>
+              <w:t xml:space="preserve">必须</w:t>
+            </w:r>
+          </w:p>
+        </w:tc>
       </w:tr>
     </w:tbl>
     <w:p>
       <w:pPr>
-        <w:pStyle w:val="aff4"/>
         <w:spacing w:line="360" w:lineRule="auto"/>
+        <w:ind w:firstLineChars="200" w:firstLine="480"/>
+        <w:rPr>
+          <w:sz w:val="24"/>
+          <w:szCs w:val="24"/>
+        </w:rPr>
+      </w:pPr>
+      <w:r>
+        <w:rPr>
+          <w:rFonts w:hint="eastAsia"/>
+          <w:sz w:val="24"/>
+          <w:szCs w:val="24"/>
+        </w:rPr>
+        <w:t xml:space="preserve">注：表格中的“√”表示需要进行此项测试，“－”表示不进行此项测试。</w:t>
+      </w:r>
+    </w:p>
+    <w:p>
+      <w:pPr>
+        <w:spacing w:line="360" w:lineRule="auto"/>
+        <w:jc w:val="center"/>
         <w:rPr>
           <w:szCs w:val="21"/>
         </w:rPr>
       </w:pPr>
       <w:r>
         <w:rPr>
+          <w:rFonts w:hint="eastAsia"/>
           <w:szCs w:val="21"/>
         </w:rPr>
-        <w:t>注：表格中的</w:t>
-      </w:r>
-      <w:r>
-        <w:rPr>
-          <w:szCs w:val="21"/>
-        </w:rPr>
-        <w:t>“√”</w:t>
-      </w:r>
-      <w:r>
-        <w:rPr>
-          <w:szCs w:val="21"/>
-        </w:rPr>
-        <w:t>表示需要进行此项测试，</w:t>
-      </w:r>
-      <w:r>
-        <w:rPr>
-          <w:szCs w:val="21"/>
-        </w:rPr>
-        <w:t>“</w:t>
-      </w:r>
-      <w:r>
-        <w:rPr>
-          <w:szCs w:val="21"/>
-        </w:rPr>
-        <w:t>－</w:t>
-      </w:r>
-      <w:r>
-        <w:rPr>
-          <w:szCs w:val="21"/>
-        </w:rPr>
-        <w:t>”</w:t>
-      </w:r>
-      <w:r>
-        <w:rPr>
-          <w:szCs w:val="21"/>
-        </w:rPr>
-        <w:t>表示不进行此项测试。</w:t>
-      </w:r>
-    </w:p>
-    <w:p>
-      <w:pPr>
-        <w:pStyle w:val="affffffff3"/>
-        <w:tabs>
-          <w:tab w:val="clear" w:pos="3520"/>
-          <w:tab w:val="left" w:pos="454"/>
-          <w:tab w:val="left" w:pos="3260"/>
-        </w:tabs>
-        <w:spacing w:before="0" w:beforeAutospacing="0" w:after="0" w:afterAutospacing="0" w:line="360" w:lineRule="auto"/>
-        <w:ind w:left="0"/>
-        <w:rPr>
-          <w:rFonts w:ascii="黑体" w:eastAsia="黑体" w:hAnsi="黑体" w:hint="eastAsia"/>
-          <w:b w:val="0"/>
-        </w:rPr>
-      </w:pPr>
-      <w:r>
-        <w:rPr>
-          <w:rFonts w:ascii="黑体" w:eastAsia="黑体" w:hAnsi="黑体"/>
-          <w:b w:val="0"/>
-        </w:rPr>
-        <w:t>表</w:t>
-      </w:r>
-      <w:r>
-        <w:rPr>
-          <w:rFonts w:ascii="黑体" w:eastAsia="黑体" w:hAnsi="黑体"/>
-          <w:b w:val="0"/>
-        </w:rPr>
-        <w:fldChar w:fldCharType="begin"/>
-      </w:r>
-      <w:r>
-        <w:rPr>
-          <w:rFonts w:ascii="黑体" w:eastAsia="黑体" w:hAnsi="黑体"/>
-          <w:b w:val="0"/>
-        </w:rPr>
-        <w:instrText xml:space="preserve"> STYLEREF 1 \s </w:instrText>
-      </w:r>
-      <w:r>
-        <w:rPr>
-          <w:rFonts w:ascii="黑体" w:eastAsia="黑体" w:hAnsi="黑体"/>
-          <w:b w:val="0"/>
-        </w:rPr>
-        <w:fldChar w:fldCharType="separate"/>
-      </w:r>
-      <w:r>
-        <w:rPr>
-          <w:rFonts w:ascii="黑体" w:eastAsia="黑体" w:hAnsi="黑体"/>
-          <w:b w:val="0"/>
-          <w:noProof/>
-        </w:rPr>
-        <w:t>6</w:t>
-      </w:r>
-      <w:r>
-        <w:rPr>
-          <w:rFonts w:ascii="黑体" w:eastAsia="黑体" w:hAnsi="黑体"/>
-          <w:b w:val="0"/>
-        </w:rPr>
-        <w:fldChar w:fldCharType="end"/>
-      </w:r>
-      <w:r>
-        <w:rPr>
-          <w:rFonts w:ascii="黑体" w:eastAsia="黑体" w:hAnsi="黑体"/>
-          <w:b w:val="0"/>
-        </w:rPr>
-        <w:noBreakHyphen/>
-      </w:r>
-      <w:r>
-        <w:rPr>
-          <w:rFonts w:ascii="黑体" w:eastAsia="黑体" w:hAnsi="黑体"/>
-          <w:b w:val="0"/>
-        </w:rPr>
-        <w:fldChar w:fldCharType="begin"/>
-      </w:r>
-      <w:r>
-        <w:rPr>
-          <w:rFonts w:ascii="黑体" w:eastAsia="黑体" w:hAnsi="黑体"/>
-          <w:b w:val="0"/>
-        </w:rPr>
-        <w:instrText xml:space="preserve"> SEQ 表 \* ARABIC \s 1 </w:instrText>
-      </w:r>
-      <w:r>
-        <w:rPr>
-          <w:rFonts w:ascii="黑体" w:eastAsia="黑体" w:hAnsi="黑体"/>
-          <w:b w:val="0"/>
-        </w:rPr>
-        <w:fldChar w:fldCharType="separate"/>
-      </w:r>
-      <w:r>
-        <w:rPr>
-          <w:rFonts w:ascii="黑体" w:eastAsia="黑体" w:hAnsi="黑体"/>
-          <w:b w:val="0"/>
-          <w:noProof/>
-        </w:rPr>
-        <w:t>2</w:t>
-      </w:r>
-      <w:r>
-        <w:rPr>
-          <w:rFonts w:ascii="黑体" w:eastAsia="黑体" w:hAnsi="黑体"/>
-          <w:b w:val="0"/>
-        </w:rPr>
-        <w:fldChar w:fldCharType="end"/>
-      </w:r>
-      <w:r>
-        <w:rPr>
-          <w:rFonts w:ascii="黑体" w:eastAsia="黑体" w:hAnsi="黑体"/>
-          <w:b w:val="0"/>
-        </w:rPr>
-        <w:t xml:space="preserve"> 未选取测试类型原因说明</w:t>
+        <w:t xml:space="preserve">表6-2未选取测试类型原因说明</w:t>
       </w:r>
     </w:p>
     <w:tbl>
       <w:tblPr>
-        <w:tblW w:w="8957" w:type="dxa"/>
-        <w:jc w:val="center"/>
+        <w:tblW w:w="5000" w:type="pct"/>
         <w:tblBorders>
           <w:top w:val="single" w:sz="12" w:space="0" w:color="auto"/>
           <w:left w:val="single" w:sz="12" w:space="0" w:color="auto"/>
@@ -1478,516 +1477,478 @@
           <w:insideH w:val="single" w:sz="6" w:space="0" w:color="auto"/>
           <w:insideV w:val="single" w:sz="6" w:space="0" w:color="auto"/>
         </w:tblBorders>
-        <w:tblLayout w:type="fixed"/>
-        <w:tblLook w:val="0000" w:firstRow="0" w:lastRow="0" w:firstColumn="0" w:lastColumn="0" w:noHBand="0" w:noVBand="0"/>
+        <w:tblLook w:val="01E0" w:firstRow="1" w:lastRow="1" w:firstColumn="1" w:lastColumn="1" w:noHBand="0" w:noVBand="0"/>
       </w:tblPr>
       <w:tblGrid>
-        <w:gridCol w:w="672"/>
-        <w:gridCol w:w="2101"/>
-        <w:gridCol w:w="2304"/>
-        <w:gridCol w:w="3880"/>
+        <w:gridCol w:w="2925"/>
+        <w:gridCol w:w="1379"/>
+        <w:gridCol w:w="2475"/>
+        <w:gridCol w:w="2260"/>
       </w:tblGrid>
       <w:tr>
         <w:trPr>
-          <w:trHeight w:val="469"/>
-          <w:jc w:val="center"/>
+          <w:trHeight w:val="454"/>
         </w:trPr>
         <w:tc>
           <w:tcPr>
-            <w:tcW w:w="672" w:type="dxa"/>
+            <w:tcW w:w="1017" w:type="pct"/>
+            <w:shd w:val="clear" w:color="auto" w:fill="auto"/>
             <w:vAlign w:val="center"/>
           </w:tcPr>
           <w:p>
             <w:pPr>
-              <w:pStyle w:val="aff4"/>
-              <w:ind w:firstLineChars="0" w:firstLine="0"/>
-              <w:jc w:val="center"/>
               <w:rPr>
-                <w:rFonts w:ascii="黑体" w:eastAsia="黑体" w:hAnsi="黑体"/>
-                <w:snapToGrid w:val="0"/>
                 <w:szCs w:val="21"/>
               </w:rPr>
             </w:pPr>
             <w:r>
               <w:rPr>
-                <w:rFonts w:ascii="黑体" w:eastAsia="黑体" w:hAnsi="黑体"/>
-                <w:snapToGrid w:val="0"/>
+                <w:rFonts w:hint="eastAsia"/>
                 <w:szCs w:val="21"/>
               </w:rPr>
-              <w:t>序号</w:t>
+              <w:t xml:space="preserve">序号</w:t>
             </w:r>
           </w:p>
         </w:tc>
         <w:tc>
           <w:tcPr>
-            <w:tcW w:w="2101" w:type="dxa"/>
+            <w:tcW w:w="1017" w:type="pct"/>
+            <w:shd w:val="clear" w:color="auto" w:fill="auto"/>
             <w:vAlign w:val="center"/>
           </w:tcPr>
           <w:p>
             <w:pPr>
-              <w:pStyle w:val="aff4"/>
-              <w:ind w:firstLineChars="0" w:firstLine="0"/>
-              <w:jc w:val="center"/>
               <w:rPr>
-                <w:rFonts w:ascii="黑体" w:eastAsia="黑体" w:hAnsi="黑体"/>
-                <w:snapToGrid w:val="0"/>
                 <w:szCs w:val="21"/>
               </w:rPr>
             </w:pPr>
             <w:r>
               <w:rPr>
-                <w:rFonts w:ascii="黑体" w:eastAsia="黑体" w:hAnsi="黑体"/>
-                <w:snapToGrid w:val="0"/>
+                <w:rFonts w:hint="eastAsia"/>
                 <w:szCs w:val="21"/>
               </w:rPr>
-              <w:t>软件测试</w:t>
+              <w:t xml:space="preserve">软件测试</w:t>
             </w:r>
           </w:p>
         </w:tc>
         <w:tc>
           <w:tcPr>
-            <w:tcW w:w="2304" w:type="dxa"/>
+            <w:tcW w:w="1017" w:type="pct"/>
+            <w:shd w:val="clear" w:color="auto" w:fill="auto"/>
             <w:vAlign w:val="center"/>
           </w:tcPr>
           <w:p>
             <w:pPr>
-              <w:pStyle w:val="aff4"/>
-              <w:ind w:firstLineChars="0" w:firstLine="0"/>
-              <w:jc w:val="center"/>
               <w:rPr>
-                <w:rFonts w:ascii="黑体" w:eastAsia="黑体" w:hAnsi="黑体"/>
-                <w:snapToGrid w:val="0"/>
                 <w:szCs w:val="21"/>
               </w:rPr>
             </w:pPr>
             <w:r>
               <w:rPr>
-                <w:rFonts w:ascii="黑体" w:eastAsia="黑体" w:hAnsi="黑体"/>
-                <w:snapToGrid w:val="0"/>
+                <w:rFonts w:hint="eastAsia"/>
                 <w:szCs w:val="21"/>
               </w:rPr>
-              <w:t>测试类型</w:t>
+              <w:t xml:space="preserve">测试类型</w:t>
             </w:r>
           </w:p>
         </w:tc>
         <w:tc>
           <w:tcPr>
-            <w:tcW w:w="3880" w:type="dxa"/>
+            <w:tcW w:w="1017" w:type="pct"/>
+            <w:shd w:val="clear" w:color="auto" w:fill="auto"/>
             <w:vAlign w:val="center"/>
           </w:tcPr>
           <w:p>
             <w:pPr>
-              <w:pStyle w:val="aff4"/>
-              <w:ind w:firstLineChars="0" w:firstLine="0"/>
-              <w:jc w:val="center"/>
               <w:rPr>
-                <w:rFonts w:ascii="黑体" w:eastAsia="黑体" w:hAnsi="黑体"/>
-                <w:snapToGrid w:val="0"/>
                 <w:szCs w:val="21"/>
               </w:rPr>
             </w:pPr>
             <w:r>
               <w:rPr>
-                <w:rFonts w:ascii="黑体" w:eastAsia="黑体" w:hAnsi="黑体"/>
-                <w:snapToGrid w:val="0"/>
+                <w:rFonts w:hint="eastAsia"/>
                 <w:szCs w:val="21"/>
               </w:rPr>
-              <w:t>未选取原因</w:t>
+              <w:t xml:space="preserve">未选取原因</w:t>
             </w:r>
           </w:p>
         </w:tc>
       </w:tr>
       <w:tr>
         <w:trPr>
-          <w:jc w:val="center"/>
+          <w:trHeight w:val="454"/>
         </w:trPr>
         <w:tc>
           <w:tcPr>
-            <w:tcW w:w="672" w:type="dxa"/>
+            <w:tcW w:w="1017" w:type="pct"/>
+            <w:shd w:val="clear" w:color="auto" w:fill="auto"/>
             <w:vAlign w:val="center"/>
           </w:tcPr>
           <w:p>
             <w:pPr>
-              <w:numPr>
-                <w:ilvl w:val="0"/>
-                <w:numId w:val="64"/>
-              </w:numPr>
-              <w:jc w:val="center"/>
               <w:rPr>
-                <w:snapToGrid w:val="0"/>
-                <w:szCs w:val="21"/>
-              </w:rPr>
-            </w:pPr>
-          </w:p>
-        </w:tc>
-        <w:tc>
-          <w:tcPr>
-            <w:tcW w:w="2101" w:type="dxa"/>
-            <w:vMerge w:val="restart"/>
-            <w:vAlign w:val="center"/>
-          </w:tcPr>
-          <w:p>
-            <w:pPr>
-              <w:jc w:val="left"/>
-              <w:rPr>
-                <w:snapToGrid w:val="0"/>
                 <w:szCs w:val="21"/>
               </w:rPr>
             </w:pPr>
             <w:r>
               <w:rPr>
                 <w:rFonts w:hint="eastAsia"/>
-                <w:snapToGrid w:val="0"/>
                 <w:szCs w:val="21"/>
               </w:rPr>
-              <w:t xml:space="preserve">某测试项目</w:t>
-            </w:r>
-            <w:r>
-              <w:rPr>
-                <w:snapToGrid w:val="0"/>
-                <w:szCs w:val="21"/>
-              </w:rPr>
-              <w:t>软件配置项测试</w:t>
+              <w:t xml:space="preserve">1</w:t>
             </w:r>
           </w:p>
         </w:tc>
         <w:tc>
           <w:tcPr>
-            <w:tcW w:w="2304" w:type="dxa"/>
+            <w:tcW w:w="1017" w:type="pct"/>
+            <w:shd w:val="clear" w:color="auto" w:fill="auto"/>
             <w:vAlign w:val="center"/>
           </w:tcPr>
           <w:p>
             <w:pPr>
-              <w:textAlignment w:val="center"/>
               <w:rPr>
-                <w:iCs/>
-                <w:snapToGrid w:val="0"/>
                 <w:szCs w:val="21"/>
               </w:rPr>
             </w:pPr>
             <w:r>
               <w:rPr>
-                <w:iCs/>
-                <w:snapToGrid w:val="0"/>
+                <w:rFonts w:hint="eastAsia"/>
                 <w:szCs w:val="21"/>
               </w:rPr>
-              <w:t>安装性测试</w:t>
+              <w:t xml:space="preserve">XX软件配置项测试</w:t>
             </w:r>
           </w:p>
         </w:tc>
         <w:tc>
           <w:tcPr>
-            <w:tcW w:w="3880" w:type="dxa"/>
+            <w:tcW w:w="1017" w:type="pct"/>
+            <w:shd w:val="clear" w:color="auto" w:fill="auto"/>
             <w:vAlign w:val="center"/>
           </w:tcPr>
           <w:p>
             <w:pPr>
-              <w:textAlignment w:val="center"/>
               <w:rPr>
-                <w:iCs/>
-                <w:snapToGrid w:val="0"/>
                 <w:szCs w:val="21"/>
               </w:rPr>
             </w:pPr>
             <w:r>
               <w:rPr>
-                <w:iCs/>
-                <w:snapToGrid w:val="0"/>
+                <w:rFonts w:hint="eastAsia"/>
                 <w:szCs w:val="21"/>
               </w:rPr>
-              <w:t>软件无安装性需求，故不开展相关测试类型测试</w:t>
+              <w:t xml:space="preserve">安装性测试</w:t>
+            </w:r>
+          </w:p>
+        </w:tc>
+        <w:tc>
+          <w:tcPr>
+            <w:tcW w:w="1017" w:type="pct"/>
+            <w:shd w:val="clear" w:color="auto" w:fill="auto"/>
+            <w:vAlign w:val="center"/>
+          </w:tcPr>
+          <w:p>
+            <w:pPr>
+              <w:rPr>
+                <w:szCs w:val="21"/>
+              </w:rPr>
+            </w:pPr>
+            <w:r>
+              <w:rPr>
+                <w:rFonts w:hint="eastAsia"/>
+                <w:szCs w:val="21"/>
+              </w:rPr>
+              <w:t xml:space="preserve">软件为嵌入式软件，且无安装性需求，故不开展相关测试类型测试</w:t>
             </w:r>
           </w:p>
         </w:tc>
       </w:tr>
       <w:tr>
         <w:trPr>
-          <w:jc w:val="center"/>
+          <w:trHeight w:val="454"/>
         </w:trPr>
         <w:tc>
           <w:tcPr>
-            <w:tcW w:w="672" w:type="dxa"/>
+            <w:tcW w:w="1017" w:type="pct"/>
+            <w:shd w:val="clear" w:color="auto" w:fill="auto"/>
             <w:vAlign w:val="center"/>
           </w:tcPr>
           <w:p>
             <w:pPr>
-              <w:numPr>
-                <w:ilvl w:val="0"/>
-                <w:numId w:val="64"/>
-              </w:numPr>
-              <w:jc w:val="center"/>
               <w:rPr>
-                <w:snapToGrid w:val="0"/>
-                <w:szCs w:val="21"/>
-              </w:rPr>
-            </w:pPr>
-          </w:p>
-        </w:tc>
-        <w:tc>
-          <w:tcPr>
-            <w:tcW w:w="2101" w:type="dxa"/>
-            <w:vMerge/>
-            <w:vAlign w:val="center"/>
-          </w:tcPr>
-          <w:p>
-            <w:pPr>
-              <w:jc w:val="left"/>
-              <w:rPr>
-                <w:snapToGrid w:val="0"/>
-                <w:szCs w:val="21"/>
-              </w:rPr>
-            </w:pPr>
-          </w:p>
-        </w:tc>
-        <w:tc>
-          <w:tcPr>
-            <w:tcW w:w="2304" w:type="dxa"/>
-            <w:vAlign w:val="center"/>
-          </w:tcPr>
-          <w:p>
-            <w:pPr>
-              <w:textAlignment w:val="center"/>
-              <w:rPr>
-                <w:iCs/>
-                <w:snapToGrid w:val="0"/>
                 <w:szCs w:val="21"/>
               </w:rPr>
             </w:pPr>
             <w:r>
               <w:rPr>
-                <w:iCs/>
-                <w:snapToGrid w:val="0"/>
+                <w:rFonts w:hint="eastAsia"/>
                 <w:szCs w:val="21"/>
               </w:rPr>
-              <w:t>人机交互界面测试</w:t>
+              <w:t xml:space="preserve">2</w:t>
             </w:r>
           </w:p>
         </w:tc>
         <w:tc>
           <w:tcPr>
-            <w:tcW w:w="3880" w:type="dxa"/>
+            <w:tcW w:w="1017" w:type="pct"/>
+            <w:shd w:val="clear" w:color="auto" w:fill="auto"/>
             <w:vAlign w:val="center"/>
           </w:tcPr>
           <w:p>
             <w:pPr>
-              <w:textAlignment w:val="center"/>
               <w:rPr>
-                <w:iCs/>
-                <w:snapToGrid w:val="0"/>
                 <w:szCs w:val="21"/>
               </w:rPr>
             </w:pPr>
             <w:r>
               <w:rPr>
-                <w:iCs/>
-                <w:snapToGrid w:val="0"/>
+                <w:rFonts w:hint="eastAsia"/>
                 <w:szCs w:val="21"/>
               </w:rPr>
-              <w:t>软件无人机交互界面需求，故不开展相关测试类型测试</w:t>
+              <w:t xml:space="preserve">XX软件配置项测试</w:t>
+            </w:r>
+          </w:p>
+        </w:tc>
+        <w:tc>
+          <w:tcPr>
+            <w:tcW w:w="1017" w:type="pct"/>
+            <w:shd w:val="clear" w:color="auto" w:fill="auto"/>
+            <w:vAlign w:val="center"/>
+          </w:tcPr>
+          <w:p>
+            <w:pPr>
+              <w:rPr>
+                <w:szCs w:val="21"/>
+              </w:rPr>
+            </w:pPr>
+            <w:r>
+              <w:rPr>
+                <w:rFonts w:hint="eastAsia"/>
+                <w:szCs w:val="21"/>
+              </w:rPr>
+              <w:t xml:space="preserve">人机交互界面测试</w:t>
+            </w:r>
+          </w:p>
+        </w:tc>
+        <w:tc>
+          <w:tcPr>
+            <w:tcW w:w="1017" w:type="pct"/>
+            <w:shd w:val="clear" w:color="auto" w:fill="auto"/>
+            <w:vAlign w:val="center"/>
+          </w:tcPr>
+          <w:p>
+            <w:pPr>
+              <w:rPr>
+                <w:szCs w:val="21"/>
+              </w:rPr>
+            </w:pPr>
+            <w:r>
+              <w:rPr>
+                <w:rFonts w:hint="eastAsia"/>
+                <w:szCs w:val="21"/>
+              </w:rPr>
+              <w:t xml:space="preserve">软件为嵌入式软件，且无人机交互界面需求，故不开展相关测试类型测试</w:t>
             </w:r>
           </w:p>
         </w:tc>
       </w:tr>
       <w:tr>
         <w:trPr>
-          <w:trHeight w:val="53"/>
-          <w:jc w:val="center"/>
+          <w:trHeight w:val="454"/>
         </w:trPr>
         <w:tc>
           <w:tcPr>
-            <w:tcW w:w="672" w:type="dxa"/>
+            <w:tcW w:w="1017" w:type="pct"/>
+            <w:shd w:val="clear" w:color="auto" w:fill="auto"/>
             <w:vAlign w:val="center"/>
           </w:tcPr>
           <w:p>
             <w:pPr>
-              <w:numPr>
-                <w:ilvl w:val="0"/>
-                <w:numId w:val="64"/>
-              </w:numPr>
-              <w:jc w:val="center"/>
               <w:rPr>
-                <w:snapToGrid w:val="0"/>
-                <w:szCs w:val="21"/>
-              </w:rPr>
-            </w:pPr>
-          </w:p>
-        </w:tc>
-        <w:tc>
-          <w:tcPr>
-            <w:tcW w:w="2101" w:type="dxa"/>
-            <w:vMerge/>
-            <w:vAlign w:val="center"/>
-          </w:tcPr>
-          <w:p>
-            <w:pPr>
-              <w:jc w:val="left"/>
-              <w:rPr>
-                <w:snapToGrid w:val="0"/>
-                <w:szCs w:val="21"/>
-              </w:rPr>
-            </w:pPr>
-          </w:p>
-        </w:tc>
-        <w:tc>
-          <w:tcPr>
-            <w:tcW w:w="2304" w:type="dxa"/>
-            <w:vAlign w:val="center"/>
-          </w:tcPr>
-          <w:p>
-            <w:pPr>
-              <w:pStyle w:val="aff4"/>
-              <w:ind w:firstLineChars="0" w:firstLine="0"/>
-              <w:rPr>
-                <w:iCs/>
-                <w:snapToGrid w:val="0"/>
                 <w:szCs w:val="21"/>
               </w:rPr>
             </w:pPr>
             <w:r>
               <w:rPr>
-                <w:iCs/>
-                <w:snapToGrid w:val="0"/>
+                <w:rFonts w:hint="eastAsia"/>
                 <w:szCs w:val="21"/>
               </w:rPr>
-              <w:t>数据处理测试</w:t>
+              <w:t xml:space="preserve">3</w:t>
             </w:r>
           </w:p>
         </w:tc>
         <w:tc>
           <w:tcPr>
-            <w:tcW w:w="3880" w:type="dxa"/>
+            <w:tcW w:w="1017" w:type="pct"/>
+            <w:shd w:val="clear" w:color="auto" w:fill="auto"/>
             <w:vAlign w:val="center"/>
           </w:tcPr>
           <w:p>
             <w:pPr>
-              <w:textAlignment w:val="center"/>
               <w:rPr>
-                <w:rFonts w:hint="eastAsia"/>
-                <w:iCs/>
-                <w:snapToGrid w:val="0"/>
                 <w:szCs w:val="21"/>
               </w:rPr>
             </w:pPr>
             <w:r>
               <w:rPr>
-                <w:iCs/>
-                <w:snapToGrid w:val="0"/>
+                <w:rFonts w:hint="eastAsia"/>
                 <w:szCs w:val="21"/>
               </w:rPr>
-              <w:t>软件需求规模说明中无数据处理要求，且无隐含要求，故不开展相关测试类型测试</w:t>
+              <w:t xml:space="preserve">XX软件配置项测试</w:t>
+            </w:r>
+          </w:p>
+        </w:tc>
+        <w:tc>
+          <w:tcPr>
+            <w:tcW w:w="1017" w:type="pct"/>
+            <w:shd w:val="clear" w:color="auto" w:fill="auto"/>
+            <w:vAlign w:val="center"/>
+          </w:tcPr>
+          <w:p>
+            <w:pPr>
+              <w:rPr>
+                <w:szCs w:val="21"/>
+              </w:rPr>
+            </w:pPr>
+            <w:r>
+              <w:rPr>
+                <w:rFonts w:hint="eastAsia"/>
+                <w:szCs w:val="21"/>
+              </w:rPr>
+              <w:t xml:space="preserve">数据处理测试</w:t>
+            </w:r>
+          </w:p>
+        </w:tc>
+        <w:tc>
+          <w:tcPr>
+            <w:tcW w:w="1017" w:type="pct"/>
+            <w:shd w:val="clear" w:color="auto" w:fill="auto"/>
+            <w:vAlign w:val="center"/>
+          </w:tcPr>
+          <w:p>
+            <w:pPr>
+              <w:rPr>
+                <w:szCs w:val="21"/>
+              </w:rPr>
+            </w:pPr>
+            <w:r>
+              <w:rPr>
+                <w:rFonts w:hint="eastAsia"/>
+                <w:szCs w:val="21"/>
+              </w:rPr>
+              <w:t xml:space="preserve">软件需求规模说明中无数据处理要求，且无隐含要求，故不开展相关测试类型测试。</w:t>
             </w:r>
           </w:p>
         </w:tc>
       </w:tr>
       <w:tr>
         <w:trPr>
-          <w:trHeight w:val="53"/>
-          <w:jc w:val="center"/>
+          <w:trHeight w:val="454"/>
         </w:trPr>
         <w:tc>
           <w:tcPr>
-            <w:tcW w:w="672" w:type="dxa"/>
+            <w:tcW w:w="1017" w:type="pct"/>
+            <w:shd w:val="clear" w:color="auto" w:fill="auto"/>
             <w:vAlign w:val="center"/>
           </w:tcPr>
           <w:p>
             <w:pPr>
-              <w:numPr>
-                <w:ilvl w:val="0"/>
-                <w:numId w:val="64"/>
-              </w:numPr>
-              <w:jc w:val="center"/>
               <w:rPr>
-                <w:snapToGrid w:val="0"/>
-                <w:szCs w:val="21"/>
-              </w:rPr>
-            </w:pPr>
-          </w:p>
-        </w:tc>
-        <w:tc>
-          <w:tcPr>
-            <w:tcW w:w="2101" w:type="dxa"/>
-            <w:vMerge/>
-            <w:vAlign w:val="center"/>
-          </w:tcPr>
-          <w:p>
-            <w:pPr>
-              <w:jc w:val="left"/>
-              <w:rPr>
-                <w:snapToGrid w:val="0"/>
-                <w:szCs w:val="21"/>
-              </w:rPr>
-            </w:pPr>
-          </w:p>
-        </w:tc>
-        <w:tc>
-          <w:tcPr>
-            <w:tcW w:w="2304" w:type="dxa"/>
-            <w:vAlign w:val="center"/>
-          </w:tcPr>
-          <w:p>
-            <w:pPr>
-              <w:pStyle w:val="aff4"/>
-              <w:ind w:firstLineChars="0" w:firstLine="0"/>
-              <w:rPr>
-                <w:iCs/>
-                <w:snapToGrid w:val="0"/>
                 <w:szCs w:val="21"/>
               </w:rPr>
             </w:pPr>
             <w:r>
               <w:rPr>
-                <w:iCs/>
-                <w:snapToGrid w:val="0"/>
+                <w:rFonts w:hint="eastAsia"/>
                 <w:szCs w:val="21"/>
               </w:rPr>
-              <w:t>兼容性测试</w:t>
+              <w:t xml:space="preserve">4</w:t>
             </w:r>
           </w:p>
         </w:tc>
         <w:tc>
           <w:tcPr>
-            <w:tcW w:w="3880" w:type="dxa"/>
+            <w:tcW w:w="1017" w:type="pct"/>
+            <w:shd w:val="clear" w:color="auto" w:fill="auto"/>
             <w:vAlign w:val="center"/>
           </w:tcPr>
           <w:p>
             <w:pPr>
-              <w:textAlignment w:val="center"/>
               <w:rPr>
-                <w:rFonts w:hint="eastAsia"/>
-                <w:iCs/>
-                <w:snapToGrid w:val="0"/>
                 <w:szCs w:val="21"/>
               </w:rPr>
             </w:pPr>
             <w:r>
               <w:rPr>
-                <w:iCs/>
-                <w:snapToGrid w:val="0"/>
+                <w:rFonts w:hint="eastAsia"/>
                 <w:szCs w:val="21"/>
               </w:rPr>
-              <w:t>软件需求规模说明中无</w:t>
+              <w:t xml:space="preserve">XX软件配置项测试</w:t>
             </w:r>
+          </w:p>
+        </w:tc>
+        <w:tc>
+          <w:tcPr>
+            <w:tcW w:w="1017" w:type="pct"/>
+            <w:shd w:val="clear" w:color="auto" w:fill="auto"/>
+            <w:vAlign w:val="center"/>
+          </w:tcPr>
+          <w:p>
+            <w:pPr>
+              <w:rPr>
+                <w:szCs w:val="21"/>
+              </w:rPr>
+            </w:pPr>
             <w:r>
               <w:rPr>
                 <w:rFonts w:hint="eastAsia"/>
-                <w:iCs/>
-                <w:snapToGrid w:val="0"/>
                 <w:szCs w:val="21"/>
               </w:rPr>
-              <w:t>兼容性</w:t>
+              <w:t xml:space="preserve">兼容性测试</w:t>
             </w:r>
+          </w:p>
+        </w:tc>
+        <w:tc>
+          <w:tcPr>
+            <w:tcW w:w="1017" w:type="pct"/>
+            <w:shd w:val="clear" w:color="auto" w:fill="auto"/>
+            <w:vAlign w:val="center"/>
+          </w:tcPr>
+          <w:p>
+            <w:pPr>
+              <w:rPr>
+                <w:szCs w:val="21"/>
+              </w:rPr>
+            </w:pPr>
             <w:r>
               <w:rPr>
-                <w:iCs/>
-                <w:snapToGrid w:val="0"/>
+                <w:rFonts w:hint="eastAsia"/>
                 <w:szCs w:val="21"/>
               </w:rPr>
-              <w:t>要求，且无隐含要求，故不开展相关测试类型测试</w:t>
+              <w:t xml:space="preserve">软件需求规模说明中无兼容性要求，且无隐含要求，故不开展相关测试类型测试。</w:t>
             </w:r>
           </w:p>
         </w:tc>
       </w:tr>
     </w:tbl>
+    <w:p>
+      <w:pPr>
+        <w:spacing w:line="360" w:lineRule="auto"/>
+        <w:ind w:firstLineChars="200" w:firstLine="480"/>
+        <w:rPr>
+          <w:sz w:val="24"/>
+          <w:szCs w:val="24"/>
+        </w:rPr>
+      </w:pPr>
+      <w:r>
+        <w:rPr>
+          <w:rFonts w:hint="eastAsia"/>
+          <w:sz w:val="24"/>
+          <w:szCs w:val="24"/>
+        </w:rPr>
+        <w:t xml:space="preserve"> </w:t>
+      </w:r>
+    </w:p>
     <w:p/>
     <w:sectPr>
       <w:headerReference w:type="even" r:id="rId8"/>
@@ -2003,7 +1964,7 @@
 </file>
 
 <file path=word/endnotes.xml><?xml version="1.0" encoding="utf-8"?>
-<w:endnotes xmlns:wpc="http://schemas.microsoft.com/office/word/2010/wordprocessingCanvas" xmlns:cx="http://schemas.microsoft.com/office/drawing/2014/chartex" xmlns:cx1="http://schemas.microsoft.com/office/drawing/2015/9/8/chartex" xmlns:cx2="http://schemas.microsoft.com/office/drawing/2015/10/21/chartex" xmlns:cx3="http://schemas.microsoft.com/office/drawing/2016/5/9/chartex" xmlns:cx4="http://schemas.microsoft.com/office/drawing/2016/5/10/chartex" xmlns:cx5="http://schemas.microsoft.com/office/drawing/2016/5/11/chartex" xmlns:cx6="http://schemas.microsoft.com/office/drawing/2016/5/12/chartex" xmlns:cx7="http://schemas.microsoft.com/office/drawing/2016/5/13/chartex" xmlns:cx8="http://schemas.microsoft.com/office/drawing/2016/5/14/chartex" xmlns:mc="http://schemas.openxmlformats.org/markup-compatibility/2006" xmlns:aink="http://schemas.microsoft.com/office/drawing/2016/ink" xmlns:am3d="http://schemas.microsoft.com/office/drawing/2017/model3d" xmlns:o="urn:schemas-microsoft-com:office:office" xmlns:oel="http://schemas.microsoft.com/office/2019/extlst" xmlns:r="http://schemas.openxmlformats.org/officeDocument/2006/relationships" xmlns:m="http://schemas.openxmlformats.org/officeDocument/2006/math" xmlns:v="urn:schemas-microsoft-com:vml" xmlns:wp14="http://schemas.microsoft.com/office/word/2010/wordprocessingDrawing" xmlns:wp="http://schemas.openxmlformats.org/drawingml/2006/wordprocessingDrawing" xmlns:w10="urn:schemas-microsoft-com:office:word" xmlns:w="http://schemas.openxmlformats.org/wordprocessingml/2006/main" xmlns:w14="http://schemas.microsoft.com/office/word/2010/wordml" xmlns:w15="http://schemas.microsoft.com/office/word/2012/wordml" xmlns:w16cex="http://schemas.microsoft.com/office/word/2018/wordml/cex" xmlns:w16cid="http://schemas.microsoft.com/office/word/2016/wordml/cid" xmlns:w16="http://schemas.microsoft.com/office/word/2018/wordml" xmlns:w16du="http://schemas.microsoft.com/office/word/2023/wordml/word16du" xmlns:w16sdtdh="http://schemas.microsoft.com/office/word/2020/wordml/sdtdatahash" xmlns:w16se="http://schemas.microsoft.com/office/word/2015/wordml/symex" xmlns:wpg="http://schemas.microsoft.com/office/word/2010/wordprocessingGroup" xmlns:wpi="http://schemas.microsoft.com/office/word/2010/wordprocessingInk" xmlns:wne="http://schemas.microsoft.com/office/word/2006/wordml" xmlns:wps="http://schemas.microsoft.com/office/word/2010/wordprocessingShape" mc:Ignorable="w14 w15 w16se w16cid w16 w16cex w16sdtdh w16du wp14">
+<w:endnotes xmlns:wpc="http://schemas.microsoft.com/office/word/2010/wordprocessingCanvas" xmlns:cx="http://schemas.microsoft.com/office/drawing/2014/chartex" xmlns:cx1="http://schemas.microsoft.com/office/drawing/2015/9/8/chartex" xmlns:cx2="http://schemas.microsoft.com/office/drawing/2015/10/21/chartex" xmlns:cx3="http://schemas.microsoft.com/office/drawing/2016/5/9/chartex" xmlns:cx4="http://schemas.microsoft.com/office/drawing/2016/5/10/chartex" xmlns:cx5="http://schemas.microsoft.com/office/drawing/2016/5/11/chartex" xmlns:cx6="http://schemas.microsoft.com/office/drawing/2016/5/12/chartex" xmlns:cx7="http://schemas.microsoft.com/office/drawing/2016/5/13/chartex" xmlns:cx8="http://schemas.microsoft.com/office/drawing/2016/5/14/chartex" xmlns:mc="http://schemas.openxmlformats.org/markup-compatibility/2006" xmlns:aink="http://schemas.microsoft.com/office/drawing/2016/ink" xmlns:am3d="http://schemas.microsoft.com/office/drawing/2017/model3d" xmlns:o="urn:schemas-microsoft-com:office:office" xmlns:oel="http://schemas.microsoft.com/office/2019/extlst" xmlns:r="http://schemas.openxmlformats.org/officeDocument/2006/relationships" xmlns:m="http://schemas.openxmlformats.org/officeDocument/2006/math" xmlns:v="urn:schemas-microsoft-com:vml" xmlns:wp14="http://schemas.microsoft.com/office/word/2010/wordprocessingDrawing" xmlns:wp="http://schemas.openxmlformats.org/drawingml/2006/wordprocessingDrawing" xmlns:w10="urn:schemas-microsoft-com:office:word" xmlns:w="http://schemas.openxmlformats.org/wordprocessingml/2006/main" xmlns:w14="http://schemas.microsoft.com/office/word/2010/wordml" xmlns:w15="http://schemas.microsoft.com/office/word/2012/wordml" xmlns:w16cex="http://schemas.microsoft.com/office/word/2018/wordml/cex" xmlns:w16cid="http://schemas.microsoft.com/office/word/2016/wordml/cid" xmlns:w16="http://schemas.microsoft.com/office/word/2018/wordml" xmlns:w16du="http://schemas.microsoft.com/office/word/2023/wordml/word16du" xmlns:w16sdtdh="http://schemas.microsoft.com/office/word/2020/wordml/sdtdatahash" xmlns:w16sdtfl="http://schemas.microsoft.com/office/word/2024/wordml/sdtformatlock" xmlns:w16se="http://schemas.microsoft.com/office/word/2015/wordml/symex" xmlns:wpg="http://schemas.microsoft.com/office/word/2010/wordprocessingGroup" xmlns:wpi="http://schemas.microsoft.com/office/word/2010/wordprocessingInk" xmlns:wne="http://schemas.microsoft.com/office/word/2006/wordml" xmlns:wps="http://schemas.microsoft.com/office/word/2010/wordprocessingShape" mc:Ignorable="w14 w15 w16se w16cid w16 w16cex w16sdtdh w16sdtfl w16du wp14">
   <w:endnote w:type="separator" w:id="-1">
     <w:p>
       <w:r>
@@ -2022,7 +1983,7 @@
 </file>
 
 <file path=word/footer1.xml><?xml version="1.0" encoding="utf-8"?>
-<w:ftr xmlns:wpc="http://schemas.microsoft.com/office/word/2010/wordprocessingCanvas" xmlns:cx="http://schemas.microsoft.com/office/drawing/2014/chartex" xmlns:cx1="http://schemas.microsoft.com/office/drawing/2015/9/8/chartex" xmlns:cx2="http://schemas.microsoft.com/office/drawing/2015/10/21/chartex" xmlns:cx3="http://schemas.microsoft.com/office/drawing/2016/5/9/chartex" xmlns:cx4="http://schemas.microsoft.com/office/drawing/2016/5/10/chartex" xmlns:cx5="http://schemas.microsoft.com/office/drawing/2016/5/11/chartex" xmlns:cx6="http://schemas.microsoft.com/office/drawing/2016/5/12/chartex" xmlns:cx7="http://schemas.microsoft.com/office/drawing/2016/5/13/chartex" xmlns:cx8="http://schemas.microsoft.com/office/drawing/2016/5/14/chartex" xmlns:mc="http://schemas.openxmlformats.org/markup-compatibility/2006" xmlns:aink="http://schemas.microsoft.com/office/drawing/2016/ink" xmlns:am3d="http://schemas.microsoft.com/office/drawing/2017/model3d" xmlns:o="urn:schemas-microsoft-com:office:office" xmlns:oel="http://schemas.microsoft.com/office/2019/extlst" xmlns:r="http://schemas.openxmlformats.org/officeDocument/2006/relationships" xmlns:m="http://schemas.openxmlformats.org/officeDocument/2006/math" xmlns:v="urn:schemas-microsoft-com:vml" xmlns:wp14="http://schemas.microsoft.com/office/word/2010/wordprocessingDrawing" xmlns:wp="http://schemas.openxmlformats.org/drawingml/2006/wordprocessingDrawing" xmlns:w10="urn:schemas-microsoft-com:office:word" xmlns:w="http://schemas.openxmlformats.org/wordprocessingml/2006/main" xmlns:w14="http://schemas.microsoft.com/office/word/2010/wordml" xmlns:w15="http://schemas.microsoft.com/office/word/2012/wordml" xmlns:w16cex="http://schemas.microsoft.com/office/word/2018/wordml/cex" xmlns:w16cid="http://schemas.microsoft.com/office/word/2016/wordml/cid" xmlns:w16="http://schemas.microsoft.com/office/word/2018/wordml" xmlns:w16du="http://schemas.microsoft.com/office/word/2023/wordml/word16du" xmlns:w16sdtdh="http://schemas.microsoft.com/office/word/2020/wordml/sdtdatahash" xmlns:w16se="http://schemas.microsoft.com/office/word/2015/wordml/symex" xmlns:wpg="http://schemas.microsoft.com/office/word/2010/wordprocessingGroup" xmlns:wpi="http://schemas.microsoft.com/office/word/2010/wordprocessingInk" xmlns:wne="http://schemas.microsoft.com/office/word/2006/wordml" xmlns:wps="http://schemas.microsoft.com/office/word/2010/wordprocessingShape" mc:Ignorable="w14 w15 w16se w16cid w16 w16cex w16sdtdh w16du wp14">
+<w:ftr xmlns:wpc="http://schemas.microsoft.com/office/word/2010/wordprocessingCanvas" xmlns:cx="http://schemas.microsoft.com/office/drawing/2014/chartex" xmlns:cx1="http://schemas.microsoft.com/office/drawing/2015/9/8/chartex" xmlns:cx2="http://schemas.microsoft.com/office/drawing/2015/10/21/chartex" xmlns:cx3="http://schemas.microsoft.com/office/drawing/2016/5/9/chartex" xmlns:cx4="http://schemas.microsoft.com/office/drawing/2016/5/10/chartex" xmlns:cx5="http://schemas.microsoft.com/office/drawing/2016/5/11/chartex" xmlns:cx6="http://schemas.microsoft.com/office/drawing/2016/5/12/chartex" xmlns:cx7="http://schemas.microsoft.com/office/drawing/2016/5/13/chartex" xmlns:cx8="http://schemas.microsoft.com/office/drawing/2016/5/14/chartex" xmlns:mc="http://schemas.openxmlformats.org/markup-compatibility/2006" xmlns:aink="http://schemas.microsoft.com/office/drawing/2016/ink" xmlns:am3d="http://schemas.microsoft.com/office/drawing/2017/model3d" xmlns:o="urn:schemas-microsoft-com:office:office" xmlns:oel="http://schemas.microsoft.com/office/2019/extlst" xmlns:r="http://schemas.openxmlformats.org/officeDocument/2006/relationships" xmlns:m="http://schemas.openxmlformats.org/officeDocument/2006/math" xmlns:v="urn:schemas-microsoft-com:vml" xmlns:wp14="http://schemas.microsoft.com/office/word/2010/wordprocessingDrawing" xmlns:wp="http://schemas.openxmlformats.org/drawingml/2006/wordprocessingDrawing" xmlns:w10="urn:schemas-microsoft-com:office:word" xmlns:w="http://schemas.openxmlformats.org/wordprocessingml/2006/main" xmlns:w14="http://schemas.microsoft.com/office/word/2010/wordml" xmlns:w15="http://schemas.microsoft.com/office/word/2012/wordml" xmlns:w16cex="http://schemas.microsoft.com/office/word/2018/wordml/cex" xmlns:w16cid="http://schemas.microsoft.com/office/word/2016/wordml/cid" xmlns:w16="http://schemas.microsoft.com/office/word/2018/wordml" xmlns:w16du="http://schemas.microsoft.com/office/word/2023/wordml/word16du" xmlns:w16sdtdh="http://schemas.microsoft.com/office/word/2020/wordml/sdtdatahash" xmlns:w16sdtfl="http://schemas.microsoft.com/office/word/2024/wordml/sdtformatlock" xmlns:w16se="http://schemas.microsoft.com/office/word/2015/wordml/symex" xmlns:wpg="http://schemas.microsoft.com/office/word/2010/wordprocessingGroup" xmlns:wpi="http://schemas.microsoft.com/office/word/2010/wordprocessingInk" xmlns:wne="http://schemas.microsoft.com/office/word/2006/wordml" xmlns:wps="http://schemas.microsoft.com/office/word/2010/wordprocessingShape" mc:Ignorable="w14 w15 w16se w16cid w16 w16cex w16sdtdh w16sdtfl w16du wp14">
   <w:p>
     <w:pPr>
       <w:ind w:firstLine="360"/>
@@ -2032,7 +1993,7 @@
 </file>
 
 <file path=word/footnotes.xml><?xml version="1.0" encoding="utf-8"?>
-<w:footnotes xmlns:wpc="http://schemas.microsoft.com/office/word/2010/wordprocessingCanvas" xmlns:cx="http://schemas.microsoft.com/office/drawing/2014/chartex" xmlns:cx1="http://schemas.microsoft.com/office/drawing/2015/9/8/chartex" xmlns:cx2="http://schemas.microsoft.com/office/drawing/2015/10/21/chartex" xmlns:cx3="http://schemas.microsoft.com/office/drawing/2016/5/9/chartex" xmlns:cx4="http://schemas.microsoft.com/office/drawing/2016/5/10/chartex" xmlns:cx5="http://schemas.microsoft.com/office/drawing/2016/5/11/chartex" xmlns:cx6="http://schemas.microsoft.com/office/drawing/2016/5/12/chartex" xmlns:cx7="http://schemas.microsoft.com/office/drawing/2016/5/13/chartex" xmlns:cx8="http://schemas.microsoft.com/office/drawing/2016/5/14/chartex" xmlns:mc="http://schemas.openxmlformats.org/markup-compatibility/2006" xmlns:aink="http://schemas.microsoft.com/office/drawing/2016/ink" xmlns:am3d="http://schemas.microsoft.com/office/drawing/2017/model3d" xmlns:o="urn:schemas-microsoft-com:office:office" xmlns:oel="http://schemas.microsoft.com/office/2019/extlst" xmlns:r="http://schemas.openxmlformats.org/officeDocument/2006/relationships" xmlns:m="http://schemas.openxmlformats.org/officeDocument/2006/math" xmlns:v="urn:schemas-microsoft-com:vml" xmlns:wp14="http://schemas.microsoft.com/office/word/2010/wordprocessingDrawing" xmlns:wp="http://schemas.openxmlformats.org/drawingml/2006/wordprocessingDrawing" xmlns:w10="urn:schemas-microsoft-com:office:word" xmlns:w="http://schemas.openxmlformats.org/wordprocessingml/2006/main" xmlns:w14="http://schemas.microsoft.com/office/word/2010/wordml" xmlns:w15="http://schemas.microsoft.com/office/word/2012/wordml" xmlns:w16cex="http://schemas.microsoft.com/office/word/2018/wordml/cex" xmlns:w16cid="http://schemas.microsoft.com/office/word/2016/wordml/cid" xmlns:w16="http://schemas.microsoft.com/office/word/2018/wordml" xmlns:w16du="http://schemas.microsoft.com/office/word/2023/wordml/word16du" xmlns:w16sdtdh="http://schemas.microsoft.com/office/word/2020/wordml/sdtdatahash" xmlns:w16se="http://schemas.microsoft.com/office/word/2015/wordml/symex" xmlns:wpg="http://schemas.microsoft.com/office/word/2010/wordprocessingGroup" xmlns:wpi="http://schemas.microsoft.com/office/word/2010/wordprocessingInk" xmlns:wne="http://schemas.microsoft.com/office/word/2006/wordml" xmlns:wps="http://schemas.microsoft.com/office/word/2010/wordprocessingShape" mc:Ignorable="w14 w15 w16se w16cid w16 w16cex w16sdtdh w16du wp14">
+<w:footnotes xmlns:wpc="http://schemas.microsoft.com/office/word/2010/wordprocessingCanvas" xmlns:cx="http://schemas.microsoft.com/office/drawing/2014/chartex" xmlns:cx1="http://schemas.microsoft.com/office/drawing/2015/9/8/chartex" xmlns:cx2="http://schemas.microsoft.com/office/drawing/2015/10/21/chartex" xmlns:cx3="http://schemas.microsoft.com/office/drawing/2016/5/9/chartex" xmlns:cx4="http://schemas.microsoft.com/office/drawing/2016/5/10/chartex" xmlns:cx5="http://schemas.microsoft.com/office/drawing/2016/5/11/chartex" xmlns:cx6="http://schemas.microsoft.com/office/drawing/2016/5/12/chartex" xmlns:cx7="http://schemas.microsoft.com/office/drawing/2016/5/13/chartex" xmlns:cx8="http://schemas.microsoft.com/office/drawing/2016/5/14/chartex" xmlns:mc="http://schemas.openxmlformats.org/markup-compatibility/2006" xmlns:aink="http://schemas.microsoft.com/office/drawing/2016/ink" xmlns:am3d="http://schemas.microsoft.com/office/drawing/2017/model3d" xmlns:o="urn:schemas-microsoft-com:office:office" xmlns:oel="http://schemas.microsoft.com/office/2019/extlst" xmlns:r="http://schemas.openxmlformats.org/officeDocument/2006/relationships" xmlns:m="http://schemas.openxmlformats.org/officeDocument/2006/math" xmlns:v="urn:schemas-microsoft-com:vml" xmlns:wp14="http://schemas.microsoft.com/office/word/2010/wordprocessingDrawing" xmlns:wp="http://schemas.openxmlformats.org/drawingml/2006/wordprocessingDrawing" xmlns:w10="urn:schemas-microsoft-com:office:word" xmlns:w="http://schemas.openxmlformats.org/wordprocessingml/2006/main" xmlns:w14="http://schemas.microsoft.com/office/word/2010/wordml" xmlns:w15="http://schemas.microsoft.com/office/word/2012/wordml" xmlns:w16cex="http://schemas.microsoft.com/office/word/2018/wordml/cex" xmlns:w16cid="http://schemas.microsoft.com/office/word/2016/wordml/cid" xmlns:w16="http://schemas.microsoft.com/office/word/2018/wordml" xmlns:w16du="http://schemas.microsoft.com/office/word/2023/wordml/word16du" xmlns:w16sdtdh="http://schemas.microsoft.com/office/word/2020/wordml/sdtdatahash" xmlns:w16sdtfl="http://schemas.microsoft.com/office/word/2024/wordml/sdtformatlock" xmlns:w16se="http://schemas.microsoft.com/office/word/2015/wordml/symex" xmlns:wpg="http://schemas.microsoft.com/office/word/2010/wordprocessingGroup" xmlns:wpi="http://schemas.microsoft.com/office/word/2010/wordprocessingInk" xmlns:wne="http://schemas.microsoft.com/office/word/2006/wordml" xmlns:wps="http://schemas.microsoft.com/office/word/2010/wordprocessingShape" mc:Ignorable="w14 w15 w16se w16cid w16 w16cex w16sdtdh w16sdtfl w16du wp14">
   <w:footnote w:type="separator" w:id="-1">
     <w:p>
       <w:r>
@@ -2051,7 +2012,7 @@
 </file>
 
 <file path=word/header1.xml><?xml version="1.0" encoding="utf-8"?>
-<w:hdr xmlns:wpc="http://schemas.microsoft.com/office/word/2010/wordprocessingCanvas" xmlns:cx="http://schemas.microsoft.com/office/drawing/2014/chartex" xmlns:cx1="http://schemas.microsoft.com/office/drawing/2015/9/8/chartex" xmlns:cx2="http://schemas.microsoft.com/office/drawing/2015/10/21/chartex" xmlns:cx3="http://schemas.microsoft.com/office/drawing/2016/5/9/chartex" xmlns:cx4="http://schemas.microsoft.com/office/drawing/2016/5/10/chartex" xmlns:cx5="http://schemas.microsoft.com/office/drawing/2016/5/11/chartex" xmlns:cx6="http://schemas.microsoft.com/office/drawing/2016/5/12/chartex" xmlns:cx7="http://schemas.microsoft.com/office/drawing/2016/5/13/chartex" xmlns:cx8="http://schemas.microsoft.com/office/drawing/2016/5/14/chartex" xmlns:mc="http://schemas.openxmlformats.org/markup-compatibility/2006" xmlns:aink="http://schemas.microsoft.com/office/drawing/2016/ink" xmlns:am3d="http://schemas.microsoft.com/office/drawing/2017/model3d" xmlns:o="urn:schemas-microsoft-com:office:office" xmlns:oel="http://schemas.microsoft.com/office/2019/extlst" xmlns:r="http://schemas.openxmlformats.org/officeDocument/2006/relationships" xmlns:m="http://schemas.openxmlformats.org/officeDocument/2006/math" xmlns:v="urn:schemas-microsoft-com:vml" xmlns:wp14="http://schemas.microsoft.com/office/word/2010/wordprocessingDrawing" xmlns:wp="http://schemas.openxmlformats.org/drawingml/2006/wordprocessingDrawing" xmlns:w10="urn:schemas-microsoft-com:office:word" xmlns:w="http://schemas.openxmlformats.org/wordprocessingml/2006/main" xmlns:w14="http://schemas.microsoft.com/office/word/2010/wordml" xmlns:w15="http://schemas.microsoft.com/office/word/2012/wordml" xmlns:w16cex="http://schemas.microsoft.com/office/word/2018/wordml/cex" xmlns:w16cid="http://schemas.microsoft.com/office/word/2016/wordml/cid" xmlns:w16="http://schemas.microsoft.com/office/word/2018/wordml" xmlns:w16du="http://schemas.microsoft.com/office/word/2023/wordml/word16du" xmlns:w16sdtdh="http://schemas.microsoft.com/office/word/2020/wordml/sdtdatahash" xmlns:w16se="http://schemas.microsoft.com/office/word/2015/wordml/symex" xmlns:wpg="http://schemas.microsoft.com/office/word/2010/wordprocessingGroup" xmlns:wpi="http://schemas.microsoft.com/office/word/2010/wordprocessingInk" xmlns:wne="http://schemas.microsoft.com/office/word/2006/wordml" xmlns:wps="http://schemas.microsoft.com/office/word/2010/wordprocessingShape" mc:Ignorable="w14 w15 w16se w16cid w16 w16cex w16sdtdh w16du wp14">
+<w:hdr xmlns:wpc="http://schemas.microsoft.com/office/word/2010/wordprocessingCanvas" xmlns:cx="http://schemas.microsoft.com/office/drawing/2014/chartex" xmlns:cx1="http://schemas.microsoft.com/office/drawing/2015/9/8/chartex" xmlns:cx2="http://schemas.microsoft.com/office/drawing/2015/10/21/chartex" xmlns:cx3="http://schemas.microsoft.com/office/drawing/2016/5/9/chartex" xmlns:cx4="http://schemas.microsoft.com/office/drawing/2016/5/10/chartex" xmlns:cx5="http://schemas.microsoft.com/office/drawing/2016/5/11/chartex" xmlns:cx6="http://schemas.microsoft.com/office/drawing/2016/5/12/chartex" xmlns:cx7="http://schemas.microsoft.com/office/drawing/2016/5/13/chartex" xmlns:cx8="http://schemas.microsoft.com/office/drawing/2016/5/14/chartex" xmlns:mc="http://schemas.openxmlformats.org/markup-compatibility/2006" xmlns:aink="http://schemas.microsoft.com/office/drawing/2016/ink" xmlns:am3d="http://schemas.microsoft.com/office/drawing/2017/model3d" xmlns:o="urn:schemas-microsoft-com:office:office" xmlns:oel="http://schemas.microsoft.com/office/2019/extlst" xmlns:r="http://schemas.openxmlformats.org/officeDocument/2006/relationships" xmlns:m="http://schemas.openxmlformats.org/officeDocument/2006/math" xmlns:v="urn:schemas-microsoft-com:vml" xmlns:wp14="http://schemas.microsoft.com/office/word/2010/wordprocessingDrawing" xmlns:wp="http://schemas.openxmlformats.org/drawingml/2006/wordprocessingDrawing" xmlns:w10="urn:schemas-microsoft-com:office:word" xmlns:w="http://schemas.openxmlformats.org/wordprocessingml/2006/main" xmlns:w14="http://schemas.microsoft.com/office/word/2010/wordml" xmlns:w15="http://schemas.microsoft.com/office/word/2012/wordml" xmlns:w16cex="http://schemas.microsoft.com/office/word/2018/wordml/cex" xmlns:w16cid="http://schemas.microsoft.com/office/word/2016/wordml/cid" xmlns:w16="http://schemas.microsoft.com/office/word/2018/wordml" xmlns:w16du="http://schemas.microsoft.com/office/word/2023/wordml/word16du" xmlns:w16sdtdh="http://schemas.microsoft.com/office/word/2020/wordml/sdtdatahash" xmlns:w16sdtfl="http://schemas.microsoft.com/office/word/2024/wordml/sdtformatlock" xmlns:w16se="http://schemas.microsoft.com/office/word/2015/wordml/symex" xmlns:wpg="http://schemas.microsoft.com/office/word/2010/wordprocessingGroup" xmlns:wpi="http://schemas.microsoft.com/office/word/2010/wordprocessingInk" xmlns:wne="http://schemas.microsoft.com/office/word/2006/wordml" xmlns:wps="http://schemas.microsoft.com/office/word/2010/wordprocessingShape" mc:Ignorable="w14 w15 w16se w16cid w16 w16cex w16sdtdh w16sdtfl w16du wp14">
   <w:p>
     <w:pPr>
       <w:ind w:firstLine="360"/>
@@ -2061,7 +2022,7 @@
 </file>
 
 <file path=word/numbering.xml><?xml version="1.0" encoding="utf-8"?>
-<w:numbering xmlns:wpc="http://schemas.microsoft.com/office/word/2010/wordprocessingCanvas" xmlns:cx="http://schemas.microsoft.com/office/drawing/2014/chartex" xmlns:cx1="http://schemas.microsoft.com/office/drawing/2015/9/8/chartex" xmlns:cx2="http://schemas.microsoft.com/office/drawing/2015/10/21/chartex" xmlns:cx3="http://schemas.microsoft.com/office/drawing/2016/5/9/chartex" xmlns:cx4="http://schemas.microsoft.com/office/drawing/2016/5/10/chartex" xmlns:cx5="http://schemas.microsoft.com/office/drawing/2016/5/11/chartex" xmlns:cx6="http://schemas.microsoft.com/office/drawing/2016/5/12/chartex" xmlns:cx7="http://schemas.microsoft.com/office/drawing/2016/5/13/chartex" xmlns:cx8="http://schemas.microsoft.com/office/drawing/2016/5/14/chartex" xmlns:mc="http://schemas.openxmlformats.org/markup-compatibility/2006" xmlns:aink="http://schemas.microsoft.com/office/drawing/2016/ink" xmlns:am3d="http://schemas.microsoft.com/office/drawing/2017/model3d" xmlns:o="urn:schemas-microsoft-com:office:office" xmlns:oel="http://schemas.microsoft.com/office/2019/extlst" xmlns:r="http://schemas.openxmlformats.org/officeDocument/2006/relationships" xmlns:m="http://schemas.openxmlformats.org/officeDocument/2006/math" xmlns:v="urn:schemas-microsoft-com:vml" xmlns:wp14="http://schemas.microsoft.com/office/word/2010/wordprocessingDrawing" xmlns:wp="http://schemas.openxmlformats.org/drawingml/2006/wordprocessingDrawing" xmlns:w10="urn:schemas-microsoft-com:office:word" xmlns:w="http://schemas.openxmlformats.org/wordprocessingml/2006/main" xmlns:w14="http://schemas.microsoft.com/office/word/2010/wordml" xmlns:w15="http://schemas.microsoft.com/office/word/2012/wordml" xmlns:w16cex="http://schemas.microsoft.com/office/word/2018/wordml/cex" xmlns:w16cid="http://schemas.microsoft.com/office/word/2016/wordml/cid" xmlns:w16="http://schemas.microsoft.com/office/word/2018/wordml" xmlns:w16du="http://schemas.microsoft.com/office/word/2023/wordml/word16du" xmlns:w16sdtdh="http://schemas.microsoft.com/office/word/2020/wordml/sdtdatahash" xmlns:w16se="http://schemas.microsoft.com/office/word/2015/wordml/symex" xmlns:wpg="http://schemas.microsoft.com/office/word/2010/wordprocessingGroup" xmlns:wpi="http://schemas.microsoft.com/office/word/2010/wordprocessingInk" xmlns:wne="http://schemas.microsoft.com/office/word/2006/wordml" xmlns:wps="http://schemas.microsoft.com/office/word/2010/wordprocessingShape" mc:Ignorable="w14 w15 w16se w16cid w16 w16cex w16sdtdh w16du wp14">
+<w:numbering xmlns:wpc="http://schemas.microsoft.com/office/word/2010/wordprocessingCanvas" xmlns:cx="http://schemas.microsoft.com/office/drawing/2014/chartex" xmlns:cx1="http://schemas.microsoft.com/office/drawing/2015/9/8/chartex" xmlns:cx2="http://schemas.microsoft.com/office/drawing/2015/10/21/chartex" xmlns:cx3="http://schemas.microsoft.com/office/drawing/2016/5/9/chartex" xmlns:cx4="http://schemas.microsoft.com/office/drawing/2016/5/10/chartex" xmlns:cx5="http://schemas.microsoft.com/office/drawing/2016/5/11/chartex" xmlns:cx6="http://schemas.microsoft.com/office/drawing/2016/5/12/chartex" xmlns:cx7="http://schemas.microsoft.com/office/drawing/2016/5/13/chartex" xmlns:cx8="http://schemas.microsoft.com/office/drawing/2016/5/14/chartex" xmlns:mc="http://schemas.openxmlformats.org/markup-compatibility/2006" xmlns:aink="http://schemas.microsoft.com/office/drawing/2016/ink" xmlns:am3d="http://schemas.microsoft.com/office/drawing/2017/model3d" xmlns:o="urn:schemas-microsoft-com:office:office" xmlns:oel="http://schemas.microsoft.com/office/2019/extlst" xmlns:r="http://schemas.openxmlformats.org/officeDocument/2006/relationships" xmlns:m="http://schemas.openxmlformats.org/officeDocument/2006/math" xmlns:v="urn:schemas-microsoft-com:vml" xmlns:wp14="http://schemas.microsoft.com/office/word/2010/wordprocessingDrawing" xmlns:wp="http://schemas.openxmlformats.org/drawingml/2006/wordprocessingDrawing" xmlns:w10="urn:schemas-microsoft-com:office:word" xmlns:w="http://schemas.openxmlformats.org/wordprocessingml/2006/main" xmlns:w14="http://schemas.microsoft.com/office/word/2010/wordml" xmlns:w15="http://schemas.microsoft.com/office/word/2012/wordml" xmlns:w16cex="http://schemas.microsoft.com/office/word/2018/wordml/cex" xmlns:w16cid="http://schemas.microsoft.com/office/word/2016/wordml/cid" xmlns:w16="http://schemas.microsoft.com/office/word/2018/wordml" xmlns:w16du="http://schemas.microsoft.com/office/word/2023/wordml/word16du" xmlns:w16sdtdh="http://schemas.microsoft.com/office/word/2020/wordml/sdtdatahash" xmlns:w16sdtfl="http://schemas.microsoft.com/office/word/2024/wordml/sdtformatlock" xmlns:w16se="http://schemas.microsoft.com/office/word/2015/wordml/symex" xmlns:wpg="http://schemas.microsoft.com/office/word/2010/wordprocessingGroup" xmlns:wpi="http://schemas.microsoft.com/office/word/2010/wordprocessingInk" xmlns:wne="http://schemas.microsoft.com/office/word/2006/wordml" xmlns:wps="http://schemas.microsoft.com/office/word/2010/wordprocessingShape" mc:Ignorable="w14 w15 w16se w16cid w16 w16cex w16sdtdh w16sdtfl w16du wp14">
   <w:abstractNum w:abstractNumId="0" w15:restartNumberingAfterBreak="0">
     <w:nsid w:val="FFFFFF7E"/>
     <w:multiLevelType w:val="singleLevel"/>
@@ -8735,7 +8696,7 @@
 </file>
 
 <file path=word/styles.xml><?xml version="1.0" encoding="utf-8"?>
-<w:styles xmlns:mc="http://schemas.openxmlformats.org/markup-compatibility/2006" xmlns:r="http://schemas.openxmlformats.org/officeDocument/2006/relationships" xmlns:w="http://schemas.openxmlformats.org/wordprocessingml/2006/main" xmlns:w14="http://schemas.microsoft.com/office/word/2010/wordml" xmlns:w15="http://schemas.microsoft.com/office/word/2012/wordml" xmlns:w16cex="http://schemas.microsoft.com/office/word/2018/wordml/cex" xmlns:w16cid="http://schemas.microsoft.com/office/word/2016/wordml/cid" xmlns:w16="http://schemas.microsoft.com/office/word/2018/wordml" xmlns:w16du="http://schemas.microsoft.com/office/word/2023/wordml/word16du" xmlns:w16sdtdh="http://schemas.microsoft.com/office/word/2020/wordml/sdtdatahash" xmlns:w16se="http://schemas.microsoft.com/office/word/2015/wordml/symex" mc:Ignorable="w14 w15 w16se w16cid w16 w16cex w16sdtdh w16du">
+<w:styles xmlns:mc="http://schemas.openxmlformats.org/markup-compatibility/2006" xmlns:r="http://schemas.openxmlformats.org/officeDocument/2006/relationships" xmlns:w="http://schemas.openxmlformats.org/wordprocessingml/2006/main" xmlns:w14="http://schemas.microsoft.com/office/word/2010/wordml" xmlns:w15="http://schemas.microsoft.com/office/word/2012/wordml" xmlns:w16cex="http://schemas.microsoft.com/office/word/2018/wordml/cex" xmlns:w16cid="http://schemas.microsoft.com/office/word/2016/wordml/cid" xmlns:w16="http://schemas.microsoft.com/office/word/2018/wordml" xmlns:w16du="http://schemas.microsoft.com/office/word/2023/wordml/word16du" xmlns:w16sdtdh="http://schemas.microsoft.com/office/word/2020/wordml/sdtdatahash" xmlns:w16sdtfl="http://schemas.microsoft.com/office/word/2024/wordml/sdtformatlock" xmlns:w16se="http://schemas.microsoft.com/office/word/2015/wordml/symex" mc:Ignorable="w14 w15 w16se w16cid w16 w16cex w16sdtdh w16sdtfl w16du">
   <w:docDefaults>
     <w:rPrDefault>
       <w:rPr>
